--- a/zht/docx/054.content.docx
+++ b/zht/docx/054.content.docx
@@ -150,26 +150,6 @@
           <w:lang w:val="zh_TW" w:bidi="zh_TW"/>
         </w:rPr>
         <w:t>lu</w:t>
-      </w:r>
-      <w:r>
-        <w:rPr>
-          <w:lang w:val="zh_TW" w:bidi="zh_TW"/>
-        </w:rPr>
-      </w:r>
-    </w:p>
-    <w:p>
-      <w:pPr/>
-      <w:r>
-        <w:rPr>
-          <w:lang w:val="zh_TW" w:bidi="zh_TW"/>
-        </w:rPr>
-      </w:r>
-      <w:r>
-        <w:rPr>
-          <w:i/>
-          <w:lang w:val="zh_TW" w:bidi="zh_TW"/>
-        </w:rPr>
-        <w:t>路加—使徒行傳中的讚美和歡欣, 路加福音中的貧與富</w:t>
       </w:r>
       <w:r>
         <w:rPr>

--- a/zht/docx/054.content.docx
+++ b/zht/docx/054.content.docx
@@ -19,7 +19,7 @@
         <w:rPr>
           <w:lang w:val="zh_TW" w:bidi="zh_TW"/>
         </w:rPr>
-        <w:t>Resource: Study Notes - Themes (Tyndale)</w:t>
+        <w:t>Resource: Tyndale Open Study Notes</w:t>
       </w:r>
       <w:r>
         <w:rPr>
@@ -112,7 +112,7 @@
         <w:rPr>
           <w:lang w:val="zh_TW" w:bidi="zh_TW"/>
         </w:rPr>
-        <w:t>Study Notes - Themes (Tyndale)</w:t>
+        <w:t>Tyndale Open Study Notes</w:t>
       </w:r>
     </w:p>
     <w:p>

--- a/zht/docx/054.content.docx
+++ b/zht/docx/054.content.docx
@@ -149,7 +149,7 @@
         <w:rPr>
           <w:lang w:val="zh_TW" w:bidi="zh_TW"/>
         </w:rPr>
-        <w:t>lu</w:t>
+        <w:t>lv</w:t>
       </w:r>
       <w:r>
         <w:rPr>
@@ -212,7 +212,7 @@
         <w:rPr>
           <w:lang w:val="zh_TW" w:bidi="zh_TW"/>
         </w:rPr>
-        <w:t>路加—使徒行傳中的讚美和歡欣</w:t>
+        <w:t>律法的精義</w:t>
       </w:r>
       <w:r>
         <w:rPr>
@@ -231,7 +231,7 @@
         <w:rPr>
           <w:lang w:val="zh_TW" w:bidi="zh_TW"/>
         </w:rPr>
-        <w:t>在路加福音中，那些領受神恩典的人，會讚美神奇妙的作為（</w:t>
+        <w:t>當希西家王想要慶祝逾越節時，他遇到了一個難題。逾越節是紀念以色列從埃及為奴中獲得自由的節日，也是以色列宗教年曆的第一個節日（</w:t>
       </w:r>
       <w:hyperlink r:id="rId13">
         <w:r>
@@ -242,14 +242,14 @@
             <w:color w:val="0000EE"/>
             <w:u w:val="single"/>
           </w:rPr>
-          <w:t>路1:44</w:t>
-        </w:r>
-      </w:hyperlink>
-      <w:r>
-        <w:rPr>
-          <w:lang w:val="zh_TW" w:bidi="zh_TW"/>
-        </w:rPr>
-        <w:t>、</w:t>
+          <w:t>出12:1–2</w:t>
+        </w:r>
+      </w:hyperlink>
+      <w:r>
+        <w:rPr>
+          <w:lang w:val="zh_TW" w:bidi="zh_TW"/>
+        </w:rPr>
+        <w:t>）。希西家打算恢復以色列對主的敬拜。然而，從他開始推行復興到當年正月之間的時間太短，祭司們沒有足夠的時間準備和召集百姓（</w:t>
       </w:r>
       <w:hyperlink r:id="rId14">
         <w:r>
@@ -260,302 +260,14 @@
             <w:color w:val="0000EE"/>
             <w:u w:val="single"/>
           </w:rPr>
-          <w:t>46</w:t>
-        </w:r>
-      </w:hyperlink>
-      <w:r>
-        <w:rPr>
-          <w:lang w:val="zh_TW" w:bidi="zh_TW"/>
-        </w:rPr>
-        <w:t>、</w:t>
-      </w:r>
-      <w:hyperlink r:id="rId15">
-        <w:r>
-          <w:rPr>
-            <w:lang w:val="zh_TW" w:bidi="zh_TW"/>
-          </w:rPr>
-          <w:rPr>
-            <w:color w:val="0000EE"/>
-            <w:u w:val="single"/>
-          </w:rPr>
-          <w:t>64</w:t>
-        </w:r>
-      </w:hyperlink>
-      <w:r>
-        <w:rPr>
-          <w:lang w:val="zh_TW" w:bidi="zh_TW"/>
-        </w:rPr>
-        <w:t>、</w:t>
-      </w:r>
-      <w:hyperlink r:id="rId16">
-        <w:r>
-          <w:rPr>
-            <w:lang w:val="zh_TW" w:bidi="zh_TW"/>
-          </w:rPr>
-          <w:rPr>
-            <w:color w:val="0000EE"/>
-            <w:u w:val="single"/>
-          </w:rPr>
-          <w:t>68</w:t>
-        </w:r>
-      </w:hyperlink>
-      <w:r>
-        <w:rPr>
-          <w:lang w:val="zh_TW" w:bidi="zh_TW"/>
-        </w:rPr>
-        <w:t>，</w:t>
-      </w:r>
-      <w:hyperlink r:id="rId17">
-        <w:r>
-          <w:rPr>
-            <w:lang w:val="zh_TW" w:bidi="zh_TW"/>
-          </w:rPr>
-          <w:rPr>
-            <w:color w:val="0000EE"/>
-            <w:u w:val="single"/>
-          </w:rPr>
-          <w:t>2:13</w:t>
-        </w:r>
-      </w:hyperlink>
-      <w:r>
-        <w:rPr>
-          <w:lang w:val="zh_TW" w:bidi="zh_TW"/>
-        </w:rPr>
-        <w:t>、</w:t>
-      </w:r>
-      <w:hyperlink r:id="rId18">
-        <w:r>
-          <w:rPr>
-            <w:lang w:val="zh_TW" w:bidi="zh_TW"/>
-          </w:rPr>
-          <w:rPr>
-            <w:color w:val="0000EE"/>
-            <w:u w:val="single"/>
-          </w:rPr>
-          <w:t>38</w:t>
-        </w:r>
-      </w:hyperlink>
-      <w:r>
-        <w:rPr>
-          <w:lang w:val="zh_TW" w:bidi="zh_TW"/>
-        </w:rPr>
-        <w:t>，</w:t>
-      </w:r>
-      <w:hyperlink r:id="rId19">
-        <w:r>
-          <w:rPr>
-            <w:lang w:val="zh_TW" w:bidi="zh_TW"/>
-          </w:rPr>
-          <w:rPr>
-            <w:color w:val="0000EE"/>
-            <w:u w:val="single"/>
-          </w:rPr>
-          <w:t>5:25–26</w:t>
-        </w:r>
-      </w:hyperlink>
-      <w:r>
-        <w:rPr>
-          <w:lang w:val="zh_TW" w:bidi="zh_TW"/>
-        </w:rPr>
-        <w:t>，</w:t>
-      </w:r>
-      <w:hyperlink r:id="rId20">
-        <w:r>
-          <w:rPr>
-            <w:lang w:val="zh_TW" w:bidi="zh_TW"/>
-          </w:rPr>
-          <w:rPr>
-            <w:color w:val="0000EE"/>
-            <w:u w:val="single"/>
-          </w:rPr>
-          <w:t>7:16</w:t>
-        </w:r>
-      </w:hyperlink>
-      <w:r>
-        <w:rPr>
-          <w:lang w:val="zh_TW" w:bidi="zh_TW"/>
-        </w:rPr>
-        <w:t>，</w:t>
-      </w:r>
-      <w:hyperlink r:id="rId21">
-        <w:r>
-          <w:rPr>
-            <w:lang w:val="zh_TW" w:bidi="zh_TW"/>
-          </w:rPr>
-          <w:rPr>
-            <w:color w:val="0000EE"/>
-            <w:u w:val="single"/>
-          </w:rPr>
-          <w:t>13:13</w:t>
-        </w:r>
-      </w:hyperlink>
-      <w:r>
-        <w:rPr>
-          <w:lang w:val="zh_TW" w:bidi="zh_TW"/>
-        </w:rPr>
-        <w:t>，</w:t>
-      </w:r>
-      <w:hyperlink r:id="rId22">
-        <w:r>
-          <w:rPr>
-            <w:lang w:val="zh_TW" w:bidi="zh_TW"/>
-          </w:rPr>
-          <w:rPr>
-            <w:color w:val="0000EE"/>
-            <w:u w:val="single"/>
-          </w:rPr>
-          <w:t>17:15–18</w:t>
-        </w:r>
-      </w:hyperlink>
-      <w:r>
-        <w:rPr>
-          <w:lang w:val="zh_TW" w:bidi="zh_TW"/>
-        </w:rPr>
-        <w:t>，</w:t>
-      </w:r>
-      <w:hyperlink r:id="rId23">
-        <w:r>
-          <w:rPr>
-            <w:lang w:val="zh_TW" w:bidi="zh_TW"/>
-          </w:rPr>
-          <w:rPr>
-            <w:color w:val="0000EE"/>
-            <w:u w:val="single"/>
-          </w:rPr>
-          <w:t>18:43</w:t>
-        </w:r>
-      </w:hyperlink>
-      <w:r>
-        <w:rPr>
-          <w:lang w:val="zh_TW" w:bidi="zh_TW"/>
-        </w:rPr>
-        <w:t>，</w:t>
-      </w:r>
-      <w:hyperlink r:id="rId24">
-        <w:r>
-          <w:rPr>
-            <w:lang w:val="zh_TW" w:bidi="zh_TW"/>
-          </w:rPr>
-          <w:rPr>
-            <w:color w:val="0000EE"/>
-            <w:u w:val="single"/>
-          </w:rPr>
-          <w:t>19:37</w:t>
-        </w:r>
-      </w:hyperlink>
-      <w:r>
-        <w:rPr>
-          <w:lang w:val="zh_TW" w:bidi="zh_TW"/>
-        </w:rPr>
-        <w:t>，</w:t>
-      </w:r>
-      <w:hyperlink r:id="rId25">
-        <w:r>
-          <w:rPr>
-            <w:lang w:val="zh_TW" w:bidi="zh_TW"/>
-          </w:rPr>
-          <w:rPr>
-            <w:color w:val="0000EE"/>
-            <w:u w:val="single"/>
-          </w:rPr>
-          <w:t>24:53</w:t>
-        </w:r>
-      </w:hyperlink>
-      <w:r>
-        <w:rPr>
-          <w:lang w:val="zh_TW" w:bidi="zh_TW"/>
-        </w:rPr>
-        <w:t>）。使徒行傳記載，當有人得著醫治或非猶太人（外邦人）得救時，眾人就讚美神（</w:t>
-      </w:r>
-      <w:hyperlink r:id="rId26">
-        <w:r>
-          <w:rPr>
-            <w:lang w:val="zh_TW" w:bidi="zh_TW"/>
-          </w:rPr>
-          <w:rPr>
-            <w:color w:val="0000EE"/>
-            <w:u w:val="single"/>
-          </w:rPr>
-          <w:t>3:8–9</w:t>
-        </w:r>
-      </w:hyperlink>
-      <w:r>
-        <w:rPr>
-          <w:lang w:val="zh_TW" w:bidi="zh_TW"/>
-        </w:rPr>
-        <w:t>，</w:t>
-      </w:r>
-      <w:hyperlink r:id="rId27">
-        <w:r>
-          <w:rPr>
-            <w:lang w:val="zh_TW" w:bidi="zh_TW"/>
-          </w:rPr>
-          <w:rPr>
-            <w:color w:val="0000EE"/>
-            <w:u w:val="single"/>
-          </w:rPr>
-          <w:t>4:21–22</w:t>
-        </w:r>
-      </w:hyperlink>
-      <w:r>
-        <w:rPr>
-          <w:lang w:val="zh_TW" w:bidi="zh_TW"/>
-        </w:rPr>
-        <w:t>；</w:t>
-      </w:r>
-      <w:hyperlink r:id="rId28">
-        <w:r>
-          <w:rPr>
-            <w:lang w:val="zh_TW" w:bidi="zh_TW"/>
-          </w:rPr>
-          <w:rPr>
-            <w:color w:val="0000EE"/>
-            <w:u w:val="single"/>
-          </w:rPr>
-          <w:t>徒11:18</w:t>
-        </w:r>
-      </w:hyperlink>
-      <w:r>
-        <w:rPr>
-          <w:lang w:val="zh_TW" w:bidi="zh_TW"/>
-        </w:rPr>
-        <w:t>，</w:t>
-      </w:r>
-      <w:hyperlink r:id="rId29">
-        <w:r>
-          <w:rPr>
-            <w:lang w:val="zh_TW" w:bidi="zh_TW"/>
-          </w:rPr>
-          <w:rPr>
-            <w:color w:val="0000EE"/>
-            <w:u w:val="single"/>
-          </w:rPr>
-          <w:t>13:48</w:t>
-        </w:r>
-      </w:hyperlink>
-      <w:r>
-        <w:rPr>
-          <w:lang w:val="zh_TW" w:bidi="zh_TW"/>
-        </w:rPr>
-        <w:t>，</w:t>
-      </w:r>
-      <w:hyperlink r:id="rId30">
-        <w:r>
-          <w:rPr>
-            <w:lang w:val="zh_TW" w:bidi="zh_TW"/>
-          </w:rPr>
-          <w:rPr>
-            <w:color w:val="0000EE"/>
-            <w:u w:val="single"/>
-          </w:rPr>
-          <w:t>21:19–20</w:t>
-        </w:r>
-      </w:hyperlink>
-      <w:r>
-        <w:rPr>
-          <w:lang w:val="zh_TW" w:bidi="zh_TW"/>
-        </w:rPr>
-        <w:t>）。</w:t>
+          <w:t>代下30:2–3</w:t>
+        </w:r>
+      </w:hyperlink>
+      <w:r>
+        <w:rPr>
+          <w:lang w:val="zh_TW" w:bidi="zh_TW"/>
+        </w:rPr>
+        <w:t>）。因此，他無法在慣常的時間慶祝逾越節。</w:t>
       </w:r>
     </w:p>
     <w:p>
@@ -569,55 +281,25 @@
         <w:rPr>
           <w:lang w:val="zh_TW" w:bidi="zh_TW"/>
         </w:rPr>
-        <w:t>這個讚美的主題，與路加福音的關鍵概念息息相關。神的應許藉著彌賽亞耶穌得以實現，並帶來喜樂。這個概念在本書前半段，即馬利亞和撒迦利亞的詩歌中，就已經出現（</w:t>
-      </w:r>
-      <w:hyperlink r:id="rId31">
-        <w:r>
-          <w:rPr>
-            <w:lang w:val="zh_TW" w:bidi="zh_TW"/>
-          </w:rPr>
-          <w:rPr>
-            <w:color w:val="0000EE"/>
-            <w:u w:val="single"/>
-          </w:rPr>
-          <w:t>路1:46–55、</w:t>
-        </w:r>
-      </w:hyperlink>
-      <w:hyperlink r:id="rId32">
-        <w:r>
-          <w:rPr>
-            <w:lang w:val="zh_TW" w:bidi="zh_TW"/>
-          </w:rPr>
-          <w:rPr>
-            <w:color w:val="0000EE"/>
-            <w:u w:val="single"/>
-          </w:rPr>
-          <w:t>67–79</w:t>
-        </w:r>
-      </w:hyperlink>
-      <w:r>
-        <w:rPr>
-          <w:lang w:val="zh_TW" w:bidi="zh_TW"/>
-        </w:rPr>
-        <w:t>）。舊約先知預言，當神的拯救降臨時，萬有都會歌唱（見</w:t>
-      </w:r>
-      <w:hyperlink r:id="rId33">
-        <w:r>
-          <w:rPr>
-            <w:lang w:val="zh_TW" w:bidi="zh_TW"/>
-          </w:rPr>
-          <w:rPr>
-            <w:color w:val="0000EE"/>
-            <w:u w:val="single"/>
-          </w:rPr>
-          <w:t>賽55:12</w:t>
-        </w:r>
-      </w:hyperlink>
-      <w:r>
-        <w:rPr>
-          <w:lang w:val="zh_TW" w:bidi="zh_TW"/>
-        </w:rPr>
-        <w:t>）。</w:t>
+        <w:t>希西家將逾越節延後一個月舉行（</w:t>
+      </w:r>
+      <w:hyperlink r:id="rId15">
+        <w:r>
+          <w:rPr>
+            <w:lang w:val="zh_TW" w:bidi="zh_TW"/>
+          </w:rPr>
+          <w:rPr>
+            <w:color w:val="0000EE"/>
+            <w:u w:val="single"/>
+          </w:rPr>
+          <w:t>代下30:15</w:t>
+        </w:r>
+      </w:hyperlink>
+      <w:r>
+        <w:rPr>
+          <w:lang w:val="zh_TW" w:bidi="zh_TW"/>
+        </w:rPr>
+        <w:t>）。他認為慶祝本身比遵守時間規定更重要。藉著延期，他給予百姓有時間聚集在耶路撒冷的聖殿。這促進了猶大和北國之間的和諧，並聯合了慶典。</w:t>
       </w:r>
     </w:p>
     <w:p>
@@ -631,67 +313,7 @@
         <w:rPr>
           <w:lang w:val="zh_TW" w:bidi="zh_TW"/>
         </w:rPr>
-        <w:t>當耶穌的事工結束，進入耶路撒冷時，祂的門徒高聲歡呼，並「</w:t>
-      </w:r>
-      <w:r>
-        <w:rPr>
-          <w:lang w:val="zh_TW" w:bidi="zh_TW"/>
-        </w:rPr>
-        <w:t>因所見過的一切異能，都歡樂起來，大聲讚美神</w:t>
-      </w:r>
-      <w:r>
-        <w:rPr>
-          <w:lang w:val="zh_TW" w:bidi="zh_TW"/>
-        </w:rPr>
-        <w:t>」（</w:t>
-      </w:r>
-      <w:hyperlink r:id="rId24">
-        <w:r>
-          <w:rPr>
-            <w:lang w:val="zh_TW" w:bidi="zh_TW"/>
-          </w:rPr>
-          <w:rPr>
-            <w:color w:val="0000EE"/>
-            <w:u w:val="single"/>
-          </w:rPr>
-          <w:t>路19:37</w:t>
-        </w:r>
-      </w:hyperlink>
-      <w:r>
-        <w:rPr>
-          <w:lang w:val="zh_TW" w:bidi="zh_TW"/>
-        </w:rPr>
-        <w:t>）。法利賽人要求耶穌制止祂的門徒，但耶穌回答說：「</w:t>
-      </w:r>
-      <w:r>
-        <w:rPr>
-          <w:lang w:val="zh_TW" w:bidi="zh_TW"/>
-        </w:rPr>
-        <w:t>若是他們閉口不說，這些石頭必要呼叫起來</w:t>
-      </w:r>
-      <w:r>
-        <w:rPr>
-          <w:lang w:val="zh_TW" w:bidi="zh_TW"/>
-        </w:rPr>
-        <w:t>」（</w:t>
-      </w:r>
-      <w:hyperlink r:id="rId34">
-        <w:r>
-          <w:rPr>
-            <w:lang w:val="zh_TW" w:bidi="zh_TW"/>
-          </w:rPr>
-          <w:rPr>
-            <w:color w:val="0000EE"/>
-            <w:u w:val="single"/>
-          </w:rPr>
-          <w:t>19:37–40</w:t>
-        </w:r>
-      </w:hyperlink>
-      <w:r>
-        <w:rPr>
-          <w:lang w:val="zh_TW" w:bidi="zh_TW"/>
-        </w:rPr>
-        <w:t>）。</w:t>
+        <w:t>嚴格遵循規定並不如確保每個人都能慶祝逾越節來得重要。節日開始時，許多百姓未按禮儀潔淨自己，因此無法按照律法要求而宰殺自己的祭牲。</w:t>
       </w:r>
     </w:p>
     <w:p>
@@ -705,25 +327,43 @@
         <w:rPr>
           <w:lang w:val="zh_TW" w:bidi="zh_TW"/>
         </w:rPr>
-        <w:t>在書的結尾，門徒「大大地歡喜，回耶路撒冷去，常在殿裏稱頌神」（</w:t>
-      </w:r>
-      <w:hyperlink r:id="rId35">
-        <w:r>
-          <w:rPr>
-            <w:lang w:val="zh_TW" w:bidi="zh_TW"/>
-          </w:rPr>
-          <w:rPr>
-            <w:color w:val="0000EE"/>
-            <w:u w:val="single"/>
-          </w:rPr>
-          <w:t>24:52–53</w:t>
-        </w:r>
-      </w:hyperlink>
-      <w:r>
-        <w:rPr>
-          <w:lang w:val="zh_TW" w:bidi="zh_TW"/>
-        </w:rPr>
-        <w:t>）。神奇妙的救恩降臨，使人心充滿喜樂與讚美。</w:t>
+        <w:t>希西家認為參加逾越節比嚴格遵守規定更為重要。他為那些未能妥善準備的朝聖者禱告。雖然他們在不潔淨的情況下無法獻祭，但仍然可以參與逾越節的慶祝。他們持守正確的態度並在禱告中尋求主以致蒙神的恩慈悅納（</w:t>
+      </w:r>
+      <w:hyperlink r:id="rId16">
+        <w:r>
+          <w:rPr>
+            <w:lang w:val="zh_TW" w:bidi="zh_TW"/>
+          </w:rPr>
+          <w:rPr>
+            <w:color w:val="0000EE"/>
+            <w:u w:val="single"/>
+          </w:rPr>
+          <w:t>代下30:18–20</w:t>
+        </w:r>
+      </w:hyperlink>
+      <w:r>
+        <w:rPr>
+          <w:lang w:val="zh_TW" w:bidi="zh_TW"/>
+        </w:rPr>
+        <w:t>；另見</w:t>
+      </w:r>
+      <w:hyperlink r:id="rId17">
+        <w:r>
+          <w:rPr>
+            <w:lang w:val="zh_TW" w:bidi="zh_TW"/>
+          </w:rPr>
+          <w:rPr>
+            <w:color w:val="0000EE"/>
+            <w:u w:val="single"/>
+          </w:rPr>
+          <w:t>林前11:27–34</w:t>
+        </w:r>
+      </w:hyperlink>
+      <w:r>
+        <w:rPr>
+          <w:lang w:val="zh_TW" w:bidi="zh_TW"/>
+        </w:rPr>
+        <w:t>）。</w:t>
       </w:r>
     </w:p>
     <w:p>
@@ -735,10 +375,9 @@
       </w:r>
       <w:r>
         <w:rPr>
-          <w:u w:val="single"/>
-          <w:lang w:val="zh_TW" w:bidi="zh_TW"/>
-        </w:rPr>
-        <w:t>進深研究的經文段落</w:t>
+          <w:lang w:val="zh_TW" w:bidi="zh_TW"/>
+        </w:rPr>
+        <w:t>宗教領袖經常批評耶穌沒有遵循律法的所有方面。他們特別關注安息日和潔淨的條例。耶穌教導說，對他人表現愛比遵循律法的每一個細節更為重要。他也批評宗教領袖過於關注律法的細節，而忽略其背後的原則。雖然嚴格遵守律法是猶太人身份認同的關鍵，但律法的精義在某些情況下是容許有一定的靈活性。</w:t>
       </w:r>
     </w:p>
     <w:p>
@@ -748,351 +387,12 @@
           <w:lang w:val="zh_TW" w:bidi="zh_TW"/>
         </w:rPr>
       </w:r>
-      <w:hyperlink r:id="rId33">
-        <w:r>
-          <w:rPr>
-            <w:lang w:val="zh_TW" w:bidi="zh_TW"/>
-          </w:rPr>
-          <w:rPr>
-            <w:color w:val="0000EE"/>
-            <w:u w:val="single"/>
-          </w:rPr>
-          <w:t>賽55:12</w:t>
-        </w:r>
-      </w:hyperlink>
-      <w:r>
-        <w:rPr>
-          <w:lang w:val="zh_TW" w:bidi="zh_TW"/>
-        </w:rPr>
-        <w:t>；</w:t>
-      </w:r>
-      <w:hyperlink r:id="rId36">
-        <w:r>
-          <w:rPr>
-            <w:lang w:val="zh_TW" w:bidi="zh_TW"/>
-          </w:rPr>
-          <w:rPr>
-            <w:color w:val="0000EE"/>
-            <w:u w:val="single"/>
-          </w:rPr>
-          <w:t>路1:44–47</w:t>
-        </w:r>
-      </w:hyperlink>
-      <w:r>
-        <w:rPr>
-          <w:lang w:val="zh_TW" w:bidi="zh_TW"/>
-        </w:rPr>
-        <w:t>、</w:t>
-      </w:r>
-      <w:hyperlink r:id="rId15">
-        <w:r>
-          <w:rPr>
-            <w:lang w:val="zh_TW" w:bidi="zh_TW"/>
-          </w:rPr>
-          <w:rPr>
-            <w:color w:val="0000EE"/>
-            <w:u w:val="single"/>
-          </w:rPr>
-          <w:t>64</w:t>
-        </w:r>
-      </w:hyperlink>
-      <w:r>
-        <w:rPr>
-          <w:lang w:val="zh_TW" w:bidi="zh_TW"/>
-        </w:rPr>
-        <w:t>、</w:t>
-      </w:r>
-      <w:hyperlink r:id="rId16">
-        <w:r>
-          <w:rPr>
-            <w:lang w:val="zh_TW" w:bidi="zh_TW"/>
-          </w:rPr>
-          <w:rPr>
-            <w:color w:val="0000EE"/>
-            <w:u w:val="single"/>
-          </w:rPr>
-          <w:t>68</w:t>
-        </w:r>
-      </w:hyperlink>
-      <w:r>
-        <w:rPr>
-          <w:lang w:val="zh_TW" w:bidi="zh_TW"/>
-        </w:rPr>
-        <w:t>，</w:t>
-      </w:r>
-      <w:hyperlink r:id="rId37">
-        <w:r>
-          <w:rPr>
-            <w:lang w:val="zh_TW" w:bidi="zh_TW"/>
-          </w:rPr>
-          <w:rPr>
-            <w:color w:val="0000EE"/>
-            <w:u w:val="single"/>
-          </w:rPr>
-          <w:t>2:13–14</w:t>
-        </w:r>
-      </w:hyperlink>
-      <w:r>
-        <w:rPr>
-          <w:lang w:val="zh_TW" w:bidi="zh_TW"/>
-        </w:rPr>
-        <w:t>、</w:t>
-      </w:r>
-      <w:hyperlink r:id="rId18">
-        <w:r>
-          <w:rPr>
-            <w:lang w:val="zh_TW" w:bidi="zh_TW"/>
-          </w:rPr>
-          <w:rPr>
-            <w:color w:val="0000EE"/>
-            <w:u w:val="single"/>
-          </w:rPr>
-          <w:t>38</w:t>
-        </w:r>
-      </w:hyperlink>
-      <w:r>
-        <w:rPr>
-          <w:lang w:val="zh_TW" w:bidi="zh_TW"/>
-        </w:rPr>
-        <w:t>，</w:t>
-      </w:r>
-      <w:hyperlink r:id="rId19">
-        <w:r>
-          <w:rPr>
-            <w:lang w:val="zh_TW" w:bidi="zh_TW"/>
-          </w:rPr>
-          <w:rPr>
-            <w:color w:val="0000EE"/>
-            <w:u w:val="single"/>
-          </w:rPr>
-          <w:t>5:25–26</w:t>
-        </w:r>
-      </w:hyperlink>
-      <w:r>
-        <w:rPr>
-          <w:lang w:val="zh_TW" w:bidi="zh_TW"/>
-        </w:rPr>
-        <w:t>，</w:t>
-      </w:r>
-      <w:hyperlink r:id="rId20">
-        <w:r>
-          <w:rPr>
-            <w:lang w:val="zh_TW" w:bidi="zh_TW"/>
-          </w:rPr>
-          <w:rPr>
-            <w:color w:val="0000EE"/>
-            <w:u w:val="single"/>
-          </w:rPr>
-          <w:t>7:16</w:t>
-        </w:r>
-      </w:hyperlink>
-      <w:r>
-        <w:rPr>
-          <w:lang w:val="zh_TW" w:bidi="zh_TW"/>
-        </w:rPr>
-        <w:t>，</w:t>
-      </w:r>
-      <w:hyperlink r:id="rId21">
-        <w:r>
-          <w:rPr>
-            <w:lang w:val="zh_TW" w:bidi="zh_TW"/>
-          </w:rPr>
-          <w:rPr>
-            <w:color w:val="0000EE"/>
-            <w:u w:val="single"/>
-          </w:rPr>
-          <w:t>13:13</w:t>
-        </w:r>
-      </w:hyperlink>
-      <w:r>
-        <w:rPr>
-          <w:lang w:val="zh_TW" w:bidi="zh_TW"/>
-        </w:rPr>
-        <w:t>，</w:t>
-      </w:r>
-      <w:hyperlink r:id="rId22">
-        <w:r>
-          <w:rPr>
-            <w:lang w:val="zh_TW" w:bidi="zh_TW"/>
-          </w:rPr>
-          <w:rPr>
-            <w:color w:val="0000EE"/>
-            <w:u w:val="single"/>
-          </w:rPr>
-          <w:t>17:15–18</w:t>
-        </w:r>
-      </w:hyperlink>
-      <w:r>
-        <w:rPr>
-          <w:lang w:val="zh_TW" w:bidi="zh_TW"/>
-        </w:rPr>
-        <w:t>，</w:t>
-      </w:r>
-      <w:hyperlink r:id="rId23">
-        <w:r>
-          <w:rPr>
-            <w:lang w:val="zh_TW" w:bidi="zh_TW"/>
-          </w:rPr>
-          <w:rPr>
-            <w:color w:val="0000EE"/>
-            <w:u w:val="single"/>
-          </w:rPr>
-          <w:t>18:43</w:t>
-        </w:r>
-      </w:hyperlink>
-      <w:r>
-        <w:rPr>
-          <w:lang w:val="zh_TW" w:bidi="zh_TW"/>
-        </w:rPr>
-        <w:t>，</w:t>
-      </w:r>
-      <w:hyperlink r:id="rId34">
-        <w:r>
-          <w:rPr>
-            <w:lang w:val="zh_TW" w:bidi="zh_TW"/>
-          </w:rPr>
-          <w:rPr>
-            <w:color w:val="0000EE"/>
-            <w:u w:val="single"/>
-          </w:rPr>
-          <w:t>19:37–40</w:t>
-        </w:r>
-      </w:hyperlink>
-      <w:r>
-        <w:rPr>
-          <w:lang w:val="zh_TW" w:bidi="zh_TW"/>
-        </w:rPr>
-        <w:t>，</w:t>
-      </w:r>
-      <w:hyperlink r:id="rId38">
-        <w:r>
-          <w:rPr>
-            <w:lang w:val="zh_TW" w:bidi="zh_TW"/>
-          </w:rPr>
-          <w:rPr>
-            <w:color w:val="0000EE"/>
-            <w:u w:val="single"/>
-          </w:rPr>
-          <w:t>24:51–53</w:t>
-        </w:r>
-      </w:hyperlink>
-      <w:r>
-        <w:rPr>
-          <w:lang w:val="zh_TW" w:bidi="zh_TW"/>
-        </w:rPr>
-        <w:t>；</w:t>
-      </w:r>
-      <w:hyperlink r:id="rId39">
-        <w:r>
-          <w:rPr>
-            <w:lang w:val="zh_TW" w:bidi="zh_TW"/>
-          </w:rPr>
-          <w:rPr>
-            <w:color w:val="0000EE"/>
-            <w:u w:val="single"/>
-          </w:rPr>
-          <w:t>徒2:47</w:t>
-        </w:r>
-      </w:hyperlink>
-      <w:r>
-        <w:rPr>
-          <w:lang w:val="zh_TW" w:bidi="zh_TW"/>
-        </w:rPr>
-        <w:t>，</w:t>
-      </w:r>
-      <w:hyperlink r:id="rId26">
-        <w:r>
-          <w:rPr>
-            <w:lang w:val="zh_TW" w:bidi="zh_TW"/>
-          </w:rPr>
-          <w:rPr>
-            <w:color w:val="0000EE"/>
-            <w:u w:val="single"/>
-          </w:rPr>
-          <w:t>3:8–9</w:t>
-        </w:r>
-      </w:hyperlink>
-      <w:r>
-        <w:rPr>
-          <w:lang w:val="zh_TW" w:bidi="zh_TW"/>
-        </w:rPr>
-        <w:t>，</w:t>
-      </w:r>
-      <w:hyperlink r:id="rId40">
-        <w:r>
-          <w:rPr>
-            <w:lang w:val="zh_TW" w:bidi="zh_TW"/>
-          </w:rPr>
-          <w:rPr>
-            <w:color w:val="0000EE"/>
-            <w:u w:val="single"/>
-          </w:rPr>
-          <w:t>4:21</w:t>
-        </w:r>
-      </w:hyperlink>
-      <w:r>
-        <w:rPr>
-          <w:lang w:val="zh_TW" w:bidi="zh_TW"/>
-        </w:rPr>
-        <w:t>，</w:t>
-      </w:r>
-      <w:hyperlink r:id="rId28">
-        <w:r>
-          <w:rPr>
-            <w:lang w:val="zh_TW" w:bidi="zh_TW"/>
-          </w:rPr>
-          <w:rPr>
-            <w:color w:val="0000EE"/>
-            <w:u w:val="single"/>
-          </w:rPr>
-          <w:t>11:18</w:t>
-        </w:r>
-      </w:hyperlink>
-      <w:r>
-        <w:rPr>
-          <w:lang w:val="zh_TW" w:bidi="zh_TW"/>
-        </w:rPr>
-        <w:t>，</w:t>
-      </w:r>
-      <w:hyperlink r:id="rId29">
-        <w:r>
-          <w:rPr>
-            <w:lang w:val="zh_TW" w:bidi="zh_TW"/>
-          </w:rPr>
-          <w:rPr>
-            <w:color w:val="0000EE"/>
-            <w:u w:val="single"/>
-          </w:rPr>
-          <w:t>13:48</w:t>
-        </w:r>
-      </w:hyperlink>
-      <w:r>
-        <w:rPr>
-          <w:lang w:val="zh_TW" w:bidi="zh_TW"/>
-        </w:rPr>
-        <w:t>，</w:t>
-      </w:r>
-      <w:hyperlink r:id="rId41">
-        <w:r>
-          <w:rPr>
-            <w:lang w:val="zh_TW" w:bidi="zh_TW"/>
-          </w:rPr>
-          <w:rPr>
-            <w:color w:val="0000EE"/>
-            <w:u w:val="single"/>
-          </w:rPr>
-          <w:t>21:20</w:t>
-        </w:r>
-      </w:hyperlink>
-      <w:r>
-        <w:rPr>
-          <w:lang w:val="zh_TW" w:bidi="zh_TW"/>
-        </w:rPr>
-      </w:r>
-      <w:r>
-        <w:rPr>
-          <w:lang w:val="zh_TW" w:bidi="zh_TW"/>
-        </w:rPr>
+      <w:r>
+        <w:rPr>
+          <w:u w:val="single"/>
+          <w:lang w:val="zh_TW" w:bidi="zh_TW"/>
+        </w:rPr>
+        <w:t>進深研究的經文段落</w:t>
       </w:r>
     </w:p>
     <w:p>
@@ -1102,16 +402,166 @@
           <w:lang w:val="zh_TW" w:bidi="zh_TW"/>
         </w:rPr>
       </w:r>
-    </w:p>
-    <w:p>
-      <w:pPr>
-        <w:pStyle w:val="Heading2"/>
-      </w:pPr>
-      <w:r>
-        <w:rPr>
-          <w:lang w:val="zh_TW" w:bidi="zh_TW"/>
-        </w:rPr>
-        <w:t>路加福音中的貧與富</w:t>
+      <w:hyperlink r:id="rId18">
+        <w:r>
+          <w:rPr>
+            <w:lang w:val="zh_TW" w:bidi="zh_TW"/>
+          </w:rPr>
+          <w:rPr>
+            <w:color w:val="0000EE"/>
+            <w:u w:val="single"/>
+          </w:rPr>
+          <w:t>出12:1–30</w:t>
+        </w:r>
+      </w:hyperlink>
+      <w:r>
+        <w:rPr>
+          <w:lang w:val="zh_TW" w:bidi="zh_TW"/>
+        </w:rPr>
+        <w:t>；</w:t>
+      </w:r>
+      <w:hyperlink r:id="rId19">
+        <w:r>
+          <w:rPr>
+            <w:lang w:val="zh_TW" w:bidi="zh_TW"/>
+          </w:rPr>
+          <w:rPr>
+            <w:color w:val="0000EE"/>
+            <w:u w:val="single"/>
+          </w:rPr>
+          <w:t>王下5:17–19</w:t>
+        </w:r>
+      </w:hyperlink>
+      <w:r>
+        <w:rPr>
+          <w:lang w:val="zh_TW" w:bidi="zh_TW"/>
+        </w:rPr>
+        <w:t>；</w:t>
+      </w:r>
+      <w:hyperlink r:id="rId20">
+        <w:r>
+          <w:rPr>
+            <w:lang w:val="zh_TW" w:bidi="zh_TW"/>
+          </w:rPr>
+          <w:rPr>
+            <w:color w:val="0000EE"/>
+            <w:u w:val="single"/>
+          </w:rPr>
+          <w:t>代下30:1–27</w:t>
+        </w:r>
+      </w:hyperlink>
+      <w:r>
+        <w:rPr>
+          <w:lang w:val="zh_TW" w:bidi="zh_TW"/>
+        </w:rPr>
+        <w:t>；</w:t>
+      </w:r>
+      <w:hyperlink r:id="rId21">
+        <w:r>
+          <w:rPr>
+            <w:lang w:val="zh_TW" w:bidi="zh_TW"/>
+          </w:rPr>
+          <w:rPr>
+            <w:color w:val="0000EE"/>
+            <w:u w:val="single"/>
+          </w:rPr>
+          <w:t>太15:21–28</w:t>
+        </w:r>
+      </w:hyperlink>
+      <w:r>
+        <w:rPr>
+          <w:lang w:val="zh_TW" w:bidi="zh_TW"/>
+        </w:rPr>
+        <w:t>；</w:t>
+      </w:r>
+      <w:hyperlink r:id="rId22">
+        <w:r>
+          <w:rPr>
+            <w:lang w:val="zh_TW" w:bidi="zh_TW"/>
+          </w:rPr>
+          <w:rPr>
+            <w:color w:val="0000EE"/>
+            <w:u w:val="single"/>
+          </w:rPr>
+          <w:t>約8:1–11</w:t>
+        </w:r>
+      </w:hyperlink>
+      <w:r>
+        <w:rPr>
+          <w:lang w:val="zh_TW" w:bidi="zh_TW"/>
+        </w:rPr>
+        <w:t>；</w:t>
+      </w:r>
+      <w:hyperlink r:id="rId23">
+        <w:r>
+          <w:rPr>
+            <w:lang w:val="zh_TW" w:bidi="zh_TW"/>
+          </w:rPr>
+          <w:rPr>
+            <w:color w:val="0000EE"/>
+            <w:u w:val="single"/>
+          </w:rPr>
+          <w:t>羅3:23–28</w:t>
+        </w:r>
+      </w:hyperlink>
+      <w:r>
+        <w:rPr>
+          <w:lang w:val="zh_TW" w:bidi="zh_TW"/>
+        </w:rPr>
+        <w:t>；</w:t>
+      </w:r>
+      <w:hyperlink r:id="rId17">
+        <w:r>
+          <w:rPr>
+            <w:lang w:val="zh_TW" w:bidi="zh_TW"/>
+          </w:rPr>
+          <w:rPr>
+            <w:color w:val="0000EE"/>
+            <w:u w:val="single"/>
+          </w:rPr>
+          <w:t>林前11:27–34</w:t>
+        </w:r>
+      </w:hyperlink>
+      <w:r>
+        <w:rPr>
+          <w:lang w:val="zh_TW" w:bidi="zh_TW"/>
+        </w:rPr>
+        <w:t>；</w:t>
+      </w:r>
+      <w:hyperlink r:id="rId24">
+        <w:r>
+          <w:rPr>
+            <w:lang w:val="zh_TW" w:bidi="zh_TW"/>
+          </w:rPr>
+          <w:rPr>
+            <w:color w:val="0000EE"/>
+            <w:u w:val="single"/>
+          </w:rPr>
+          <w:t>來9:13–15</w:t>
+        </w:r>
+      </w:hyperlink>
+      <w:r>
+        <w:rPr>
+          <w:lang w:val="zh_TW" w:bidi="zh_TW"/>
+        </w:rPr>
+        <w:t>；</w:t>
+      </w:r>
+      <w:hyperlink r:id="rId25">
+        <w:r>
+          <w:rPr>
+            <w:lang w:val="zh_TW" w:bidi="zh_TW"/>
+          </w:rPr>
+          <w:rPr>
+            <w:color w:val="0000EE"/>
+            <w:u w:val="single"/>
+          </w:rPr>
+          <w:t>雅5:16</w:t>
+        </w:r>
+      </w:hyperlink>
+      <w:r>
+        <w:rPr>
+          <w:lang w:val="zh_TW" w:bidi="zh_TW"/>
+        </w:rPr>
       </w:r>
       <w:r>
         <w:rPr>
@@ -1126,113 +576,21 @@
           <w:lang w:val="zh_TW" w:bidi="zh_TW"/>
         </w:rPr>
       </w:r>
-      <w:r>
-        <w:rPr>
-          <w:lang w:val="zh_TW" w:bidi="zh_TW"/>
-        </w:rPr>
-        <w:t>在路加福音中，人能否進入神的國，與世上的財富標準，形成根本的對立。耶穌的母親馬利亞宣告，神使卑</w:t>
-      </w:r>
-      <w:r>
-        <w:rPr>
-          <w:lang w:val="zh_TW" w:bidi="zh_TW"/>
-        </w:rPr>
-        <w:t>賤</w:t>
-      </w:r>
-      <w:r>
-        <w:rPr>
-          <w:lang w:val="zh_TW" w:bidi="zh_TW"/>
-        </w:rPr>
-        <w:t>的人升高，卻使富足和有權</w:t>
-      </w:r>
-      <w:r>
-        <w:rPr>
-          <w:lang w:val="zh_TW" w:bidi="zh_TW"/>
-        </w:rPr>
-        <w:t>柄</w:t>
-      </w:r>
-      <w:r>
-        <w:rPr>
-          <w:lang w:val="zh_TW" w:bidi="zh_TW"/>
-        </w:rPr>
-        <w:t>的人降卑（</w:t>
-      </w:r>
-      <w:hyperlink r:id="rId42">
-        <w:r>
-          <w:rPr>
-            <w:lang w:val="zh_TW" w:bidi="zh_TW"/>
-          </w:rPr>
-          <w:rPr>
-            <w:color w:val="0000EE"/>
-            <w:u w:val="single"/>
-          </w:rPr>
-          <w:t>路1:52–53</w:t>
-        </w:r>
-      </w:hyperlink>
-      <w:r>
-        <w:rPr>
-          <w:lang w:val="zh_TW" w:bidi="zh_TW"/>
-        </w:rPr>
-        <w:t>）。耶穌在拿撒勒宣告，福音是「</w:t>
-      </w:r>
-      <w:r>
-        <w:rPr>
-          <w:lang w:val="zh_TW" w:bidi="zh_TW"/>
-        </w:rPr>
-        <w:t>給貧窮的人」</w:t>
-      </w:r>
-      <w:r>
-        <w:rPr>
-          <w:lang w:val="zh_TW" w:bidi="zh_TW"/>
-        </w:rPr>
-        <w:t>的好消息（</w:t>
-      </w:r>
-      <w:hyperlink r:id="rId43">
-        <w:r>
-          <w:rPr>
-            <w:lang w:val="zh_TW" w:bidi="zh_TW"/>
-          </w:rPr>
-          <w:rPr>
-            <w:color w:val="0000EE"/>
-            <w:u w:val="single"/>
-          </w:rPr>
-          <w:t>4:18</w:t>
-        </w:r>
-      </w:hyperlink>
-      <w:r>
-        <w:rPr>
-          <w:lang w:val="zh_TW" w:bidi="zh_TW"/>
-        </w:rPr>
-        <w:t>）。祂稱貧窮和飢餓的人有福，並警告那些富足和</w:t>
-      </w:r>
-      <w:r>
-        <w:rPr>
-          <w:lang w:val="zh_TW" w:bidi="zh_TW"/>
-        </w:rPr>
-        <w:t>飽足</w:t>
-      </w:r>
-      <w:r>
-        <w:rPr>
-          <w:lang w:val="zh_TW" w:bidi="zh_TW"/>
-        </w:rPr>
-        <w:t>的人（</w:t>
-      </w:r>
-      <w:hyperlink r:id="rId44">
-        <w:r>
-          <w:rPr>
-            <w:lang w:val="zh_TW" w:bidi="zh_TW"/>
-          </w:rPr>
-          <w:rPr>
-            <w:color w:val="0000EE"/>
-            <w:u w:val="single"/>
-          </w:rPr>
-          <w:t>6:20–26</w:t>
-        </w:r>
-      </w:hyperlink>
-      <w:r>
-        <w:rPr>
-          <w:lang w:val="zh_TW" w:bidi="zh_TW"/>
-        </w:rPr>
-        <w:t>）。這番教導挑戰了當時普遍的觀念——人們認為富人是蒙神賜福的，而窮人則是遭神咒詛的。</w:t>
+    </w:p>
+    <w:p>
+      <w:pPr>
+        <w:pStyle w:val="Heading2"/>
+      </w:pPr>
+      <w:r>
+        <w:rPr>
+          <w:lang w:val="zh_TW" w:bidi="zh_TW"/>
+        </w:rPr>
+        <w:t>律法的限制</w:t>
+      </w:r>
+      <w:r>
+        <w:rPr>
+          <w:lang w:val="zh_TW" w:bidi="zh_TW"/>
+        </w:rPr>
       </w:r>
     </w:p>
     <w:p>
@@ -1246,54 +604,36 @@
         <w:rPr>
           <w:lang w:val="zh_TW" w:bidi="zh_TW"/>
         </w:rPr>
-        <w:t>耶穌的幾個比喻，嚴正警告人們留意財富所帶來的危險。無知財主的比喻揭示，人若專注積蓄地上的財寶，不致力於與神建立穩固的關係，最終會面對什麼樣的結局（</w:t>
-      </w:r>
-      <w:hyperlink r:id="rId45">
-        <w:r>
-          <w:rPr>
-            <w:lang w:val="zh_TW" w:bidi="zh_TW"/>
-          </w:rPr>
-          <w:rPr>
-            <w:color w:val="0000EE"/>
-            <w:u w:val="single"/>
-          </w:rPr>
-          <w:t>路12:13–21</w:t>
-        </w:r>
-      </w:hyperlink>
-      <w:r>
-        <w:rPr>
-          <w:lang w:val="zh_TW" w:bidi="zh_TW"/>
-        </w:rPr>
-        <w:t>）。財主與拉撒路的比喻則說明：人若在今生享受舒適安逸，卻忽略身邊貧窮無助之人，他們將在永恆中承擔可怕的後果（</w:t>
-      </w:r>
-      <w:hyperlink r:id="rId46">
-        <w:r>
-          <w:rPr>
-            <w:lang w:val="zh_TW" w:bidi="zh_TW"/>
-          </w:rPr>
-          <w:rPr>
-            <w:color w:val="0000EE"/>
-            <w:u w:val="single"/>
-          </w:rPr>
-          <w:t>16:19–31</w:t>
-        </w:r>
-      </w:hyperlink>
-      <w:r>
-        <w:rPr>
-          <w:lang w:val="zh_TW" w:bidi="zh_TW"/>
-        </w:rPr>
-        <w:t>）。曾有財主問耶穌如何承受永生，聽見耶穌要他變賣所有，分給窮人時，他就極其憂愁（</w:t>
-      </w:r>
-      <w:hyperlink r:id="rId47">
-        <w:r>
-          <w:rPr>
-            <w:lang w:val="zh_TW" w:bidi="zh_TW"/>
-          </w:rPr>
-          <w:rPr>
-            <w:color w:val="0000EE"/>
-            <w:u w:val="single"/>
-          </w:rPr>
-          <w:t>18:18–23</w:t>
+        <w:t>律法是神與以色列民族特殊協議（盟約）的核心。許多使徒保羅時代的猶太人，包括猶太基督徒，仍認為律法對生活至關重要。因此，保羅經常在他的書信中探討律法的問題，特別是羅馬書和加拉太書。他在</w:t>
+      </w:r>
+      <w:hyperlink r:id="rId26">
+        <w:r>
+          <w:rPr>
+            <w:lang w:val="zh_TW" w:bidi="zh_TW"/>
+          </w:rPr>
+          <w:rPr>
+            <w:color w:val="0000EE"/>
+            <w:u w:val="single"/>
+          </w:rPr>
+          <w:t>羅馬書七章</w:t>
+        </w:r>
+      </w:hyperlink>
+      <w:r>
+        <w:rPr>
+          <w:lang w:val="zh_TW" w:bidi="zh_TW"/>
+        </w:rPr>
+        <w:t>中深入探討了這一點，他主張摩西律法非但沒有改善人們的生活，反而引發罪並帶來死亡（見</w:t>
+      </w:r>
+      <w:hyperlink r:id="rId27">
+        <w:r>
+          <w:rPr>
+            <w:lang w:val="zh_TW" w:bidi="zh_TW"/>
+          </w:rPr>
+          <w:rPr>
+            <w:color w:val="0000EE"/>
+            <w:u w:val="single"/>
+          </w:rPr>
+          <w:t>7:5</w:t>
         </w:r>
       </w:hyperlink>
       <w:r>
@@ -1314,43 +654,43 @@
         <w:rPr>
           <w:lang w:val="zh_TW" w:bidi="zh_TW"/>
         </w:rPr>
-        <w:t>在路加福音中，誰是貧窮的人？究竟是指物質上貧窮的人，還是心靈貧乏的人呢（參</w:t>
-      </w:r>
-      <w:hyperlink r:id="rId48">
-        <w:r>
-          <w:rPr>
-            <w:lang w:val="zh_TW" w:bidi="zh_TW"/>
-          </w:rPr>
-          <w:rPr>
-            <w:color w:val="0000EE"/>
-            <w:u w:val="single"/>
-          </w:rPr>
-          <w:t>太5:3</w:t>
-        </w:r>
-      </w:hyperlink>
-      <w:r>
-        <w:rPr>
-          <w:lang w:val="zh_TW" w:bidi="zh_TW"/>
-        </w:rPr>
-        <w:t>）？很可能兩者皆是。那些物質上貧窮、擁有極少的人，更容易倚靠神來供應他們的所需；而富有和有權勢的人，則常常依賴自己，容易忘記自己需要神。人若倚靠財富想要進入神的國，就必無法進入（</w:t>
-      </w:r>
-      <w:hyperlink r:id="rId49">
-        <w:r>
-          <w:rPr>
-            <w:lang w:val="zh_TW" w:bidi="zh_TW"/>
-          </w:rPr>
-          <w:rPr>
-            <w:color w:val="0000EE"/>
-            <w:u w:val="single"/>
-          </w:rPr>
-          <w:t>16:25–26</w:t>
-        </w:r>
-      </w:hyperlink>
-      <w:r>
-        <w:rPr>
-          <w:lang w:val="zh_TW" w:bidi="zh_TW"/>
-        </w:rPr>
-        <w:t>）。神只接納那些全心信靠祂的人。</w:t>
+        <w:t>保羅希望他的讀者明白，律法不是問題所在。神的律法是良善的、是聖潔的 （</w:t>
+      </w:r>
+      <w:hyperlink r:id="rId28">
+        <w:r>
+          <w:rPr>
+            <w:lang w:val="zh_TW" w:bidi="zh_TW"/>
+          </w:rPr>
+          <w:rPr>
+            <w:color w:val="0000EE"/>
+            <w:u w:val="single"/>
+          </w:rPr>
+          <w:t>羅7:12</w:t>
+        </w:r>
+      </w:hyperlink>
+      <w:r>
+        <w:rPr>
+          <w:lang w:val="zh_TW" w:bidi="zh_TW"/>
+        </w:rPr>
+        <w:t>），但它無法改變人類的心或意志。無論保羅描述的是非基督徒、成熟的基督徒，或是不成熟的基督徒，信息都是一樣：律法無法戰勝人類的罪（</w:t>
+      </w:r>
+      <w:hyperlink r:id="rId29">
+        <w:r>
+          <w:rPr>
+            <w:lang w:val="zh_TW" w:bidi="zh_TW"/>
+          </w:rPr>
+          <w:rPr>
+            <w:color w:val="0000EE"/>
+            <w:u w:val="single"/>
+          </w:rPr>
+          <w:t>羅7:14–25</w:t>
+        </w:r>
+      </w:hyperlink>
+      <w:r>
+        <w:rPr>
+          <w:lang w:val="zh_TW" w:bidi="zh_TW"/>
+        </w:rPr>
+        <w:t>）。</w:t>
       </w:r>
     </w:p>
     <w:p>
@@ -1362,10 +702,45 @@
       </w:r>
       <w:r>
         <w:rPr>
-          <w:u w:val="single"/>
-          <w:lang w:val="zh_TW" w:bidi="zh_TW"/>
-        </w:rPr>
-        <w:t>進深研究的經文段落</w:t>
+          <w:lang w:val="zh_TW" w:bidi="zh_TW"/>
+        </w:rPr>
+        <w:t>神將律法賜給因與亞當的詛咒有關聯，而容易被罪的力量控制的人。我們可能想遵守神的命令，但發現這不可能。只有體會神全新而有力的力量，以及耶穌基督裡的恩典，才能拯救我們 （</w:t>
+      </w:r>
+      <w:hyperlink r:id="rId30">
+        <w:r>
+          <w:rPr>
+            <w:lang w:val="zh_TW" w:bidi="zh_TW"/>
+          </w:rPr>
+          <w:rPr>
+            <w:color w:val="0000EE"/>
+            <w:u w:val="single"/>
+          </w:rPr>
+          <w:t>羅7:25</w:t>
+        </w:r>
+      </w:hyperlink>
+      <w:r>
+        <w:rPr>
+          <w:lang w:val="zh_TW" w:bidi="zh_TW"/>
+        </w:rPr>
+        <w:t>）。通過神的靈，耶穌使我們從「罪和死的律法」中得自由 （</w:t>
+      </w:r>
+      <w:hyperlink r:id="rId31">
+        <w:r>
+          <w:rPr>
+            <w:lang w:val="zh_TW" w:bidi="zh_TW"/>
+          </w:rPr>
+          <w:rPr>
+            <w:color w:val="0000EE"/>
+            <w:u w:val="single"/>
+          </w:rPr>
+          <w:t>羅8:2</w:t>
+        </w:r>
+      </w:hyperlink>
+      <w:r>
+        <w:rPr>
+          <w:lang w:val="zh_TW" w:bidi="zh_TW"/>
+        </w:rPr>
+        <w:t>）。</w:t>
       </w:r>
     </w:p>
     <w:p>
@@ -1375,6 +750,323 @@
           <w:lang w:val="zh_TW" w:bidi="zh_TW"/>
         </w:rPr>
       </w:r>
+      <w:r>
+        <w:rPr>
+          <w:lang w:val="zh_TW" w:bidi="zh_TW"/>
+        </w:rPr>
+        <w:t>如果神良善和聖潔的律法不能拯救我們，人類法律對靈命健康就更沒有幫助。無論這些法律來自宗教領袖、傳統或教會，它們無法改變人類的靈魂。它們可以指引我們，但無法賦予我們遵從的力量。神的律法為恩典所賜的新生命提供指引，但它不能取代藉基督工作而來，神恩典的力量。</w:t>
+      </w:r>
+    </w:p>
+    <w:p>
+      <w:pPr/>
+      <w:r>
+        <w:rPr>
+          <w:lang w:val="zh_TW" w:bidi="zh_TW"/>
+        </w:rPr>
+      </w:r>
+      <w:r>
+        <w:rPr>
+          <w:u w:val="single"/>
+          <w:lang w:val="zh_TW" w:bidi="zh_TW"/>
+        </w:rPr>
+        <w:t>進深研究的經文段落</w:t>
+      </w:r>
+    </w:p>
+    <w:p>
+      <w:pPr/>
+      <w:r>
+        <w:rPr>
+          <w:lang w:val="zh_TW" w:bidi="zh_TW"/>
+        </w:rPr>
+      </w:r>
+      <w:hyperlink r:id="rId32">
+        <w:r>
+          <w:rPr>
+            <w:lang w:val="zh_TW" w:bidi="zh_TW"/>
+          </w:rPr>
+          <w:rPr>
+            <w:color w:val="0000EE"/>
+            <w:u w:val="single"/>
+          </w:rPr>
+          <w:t>申5:1–33</w:t>
+        </w:r>
+      </w:hyperlink>
+      <w:r>
+        <w:rPr>
+          <w:lang w:val="zh_TW" w:bidi="zh_TW"/>
+        </w:rPr>
+        <w:t>，</w:t>
+      </w:r>
+      <w:hyperlink r:id="rId33">
+        <w:r>
+          <w:rPr>
+            <w:lang w:val="zh_TW" w:bidi="zh_TW"/>
+          </w:rPr>
+          <w:rPr>
+            <w:color w:val="0000EE"/>
+            <w:u w:val="single"/>
+          </w:rPr>
+          <w:t>6:17–25</w:t>
+        </w:r>
+      </w:hyperlink>
+      <w:r>
+        <w:rPr>
+          <w:lang w:val="zh_TW" w:bidi="zh_TW"/>
+        </w:rPr>
+        <w:t>；</w:t>
+      </w:r>
+      <w:hyperlink r:id="rId34">
+        <w:r>
+          <w:rPr>
+            <w:lang w:val="zh_TW" w:bidi="zh_TW"/>
+          </w:rPr>
+          <w:rPr>
+            <w:color w:val="0000EE"/>
+            <w:u w:val="single"/>
+          </w:rPr>
+          <w:t>書24:19–27</w:t>
+        </w:r>
+      </w:hyperlink>
+      <w:r>
+        <w:rPr>
+          <w:lang w:val="zh_TW" w:bidi="zh_TW"/>
+        </w:rPr>
+        <w:t>；</w:t>
+      </w:r>
+      <w:hyperlink r:id="rId35">
+        <w:r>
+          <w:rPr>
+            <w:lang w:val="zh_TW" w:bidi="zh_TW"/>
+          </w:rPr>
+          <w:rPr>
+            <w:color w:val="0000EE"/>
+            <w:u w:val="single"/>
+          </w:rPr>
+          <w:t>拉7:25–26</w:t>
+        </w:r>
+      </w:hyperlink>
+      <w:r>
+        <w:rPr>
+          <w:lang w:val="zh_TW" w:bidi="zh_TW"/>
+        </w:rPr>
+        <w:t>；</w:t>
+      </w:r>
+      <w:hyperlink r:id="rId36">
+        <w:r>
+          <w:rPr>
+            <w:lang w:val="zh_TW" w:bidi="zh_TW"/>
+          </w:rPr>
+          <w:rPr>
+            <w:color w:val="0000EE"/>
+            <w:u w:val="single"/>
+          </w:rPr>
+          <w:t>詩1:1–3</w:t>
+        </w:r>
+      </w:hyperlink>
+      <w:r>
+        <w:rPr>
+          <w:lang w:val="zh_TW" w:bidi="zh_TW"/>
+        </w:rPr>
+        <w:t>，</w:t>
+      </w:r>
+      <w:hyperlink r:id="rId37">
+        <w:r>
+          <w:rPr>
+            <w:lang w:val="zh_TW" w:bidi="zh_TW"/>
+          </w:rPr>
+          <w:rPr>
+            <w:color w:val="0000EE"/>
+            <w:u w:val="single"/>
+          </w:rPr>
+          <w:t>19:7–14</w:t>
+        </w:r>
+      </w:hyperlink>
+      <w:r>
+        <w:rPr>
+          <w:lang w:val="zh_TW" w:bidi="zh_TW"/>
+        </w:rPr>
+        <w:t>，</w:t>
+      </w:r>
+      <w:hyperlink r:id="rId38">
+        <w:r>
+          <w:rPr>
+            <w:lang w:val="zh_TW" w:bidi="zh_TW"/>
+          </w:rPr>
+          <w:rPr>
+            <w:color w:val="0000EE"/>
+            <w:u w:val="single"/>
+          </w:rPr>
+          <w:t>78:56–59</w:t>
+        </w:r>
+      </w:hyperlink>
+      <w:r>
+        <w:rPr>
+          <w:lang w:val="zh_TW" w:bidi="zh_TW"/>
+        </w:rPr>
+        <w:t>，</w:t>
+      </w:r>
+      <w:hyperlink r:id="rId39">
+        <w:r>
+          <w:rPr>
+            <w:lang w:val="zh_TW" w:bidi="zh_TW"/>
+          </w:rPr>
+          <w:rPr>
+            <w:color w:val="0000EE"/>
+            <w:u w:val="single"/>
+          </w:rPr>
+          <w:t>119:144</w:t>
+        </w:r>
+      </w:hyperlink>
+      <w:r>
+        <w:rPr>
+          <w:lang w:val="zh_TW" w:bidi="zh_TW"/>
+        </w:rPr>
+        <w:t>；</w:t>
+      </w:r>
+      <w:hyperlink r:id="rId40">
+        <w:r>
+          <w:rPr>
+            <w:lang w:val="zh_TW" w:bidi="zh_TW"/>
+          </w:rPr>
+          <w:rPr>
+            <w:color w:val="0000EE"/>
+            <w:u w:val="single"/>
+          </w:rPr>
+          <w:t>賽24:5</w:t>
+        </w:r>
+      </w:hyperlink>
+      <w:r>
+        <w:rPr>
+          <w:lang w:val="zh_TW" w:bidi="zh_TW"/>
+        </w:rPr>
+        <w:t>，</w:t>
+      </w:r>
+      <w:hyperlink r:id="rId41">
+        <w:r>
+          <w:rPr>
+            <w:lang w:val="zh_TW" w:bidi="zh_TW"/>
+          </w:rPr>
+          <w:rPr>
+            <w:color w:val="0000EE"/>
+            <w:u w:val="single"/>
+          </w:rPr>
+          <w:t>26:4–8</w:t>
+        </w:r>
+      </w:hyperlink>
+      <w:r>
+        <w:rPr>
+          <w:lang w:val="zh_TW" w:bidi="zh_TW"/>
+        </w:rPr>
+        <w:t>；</w:t>
+      </w:r>
+      <w:hyperlink r:id="rId42">
+        <w:r>
+          <w:rPr>
+            <w:lang w:val="zh_TW" w:bidi="zh_TW"/>
+          </w:rPr>
+          <w:rPr>
+            <w:color w:val="0000EE"/>
+            <w:u w:val="single"/>
+          </w:rPr>
+          <w:t>耶31:33–34</w:t>
+        </w:r>
+      </w:hyperlink>
+      <w:r>
+        <w:rPr>
+          <w:lang w:val="zh_TW" w:bidi="zh_TW"/>
+        </w:rPr>
+        <w:t>；</w:t>
+      </w:r>
+      <w:hyperlink r:id="rId43">
+        <w:r>
+          <w:rPr>
+            <w:lang w:val="zh_TW" w:bidi="zh_TW"/>
+          </w:rPr>
+          <w:rPr>
+            <w:color w:val="0000EE"/>
+            <w:u w:val="single"/>
+          </w:rPr>
+          <w:t>何4:6</w:t>
+        </w:r>
+      </w:hyperlink>
+      <w:r>
+        <w:rPr>
+          <w:lang w:val="zh_TW" w:bidi="zh_TW"/>
+        </w:rPr>
+        <w:t>，</w:t>
+      </w:r>
+      <w:hyperlink r:id="rId44">
+        <w:r>
+          <w:rPr>
+            <w:lang w:val="zh_TW" w:bidi="zh_TW"/>
+          </w:rPr>
+          <w:rPr>
+            <w:color w:val="0000EE"/>
+            <w:u w:val="single"/>
+          </w:rPr>
+          <w:t>8:12</w:t>
+        </w:r>
+      </w:hyperlink>
+      <w:r>
+        <w:rPr>
+          <w:lang w:val="zh_TW" w:bidi="zh_TW"/>
+        </w:rPr>
+        <w:t>；</w:t>
+      </w:r>
+      <w:hyperlink r:id="rId45">
+        <w:r>
+          <w:rPr>
+            <w:lang w:val="zh_TW" w:bidi="zh_TW"/>
+          </w:rPr>
+          <w:rPr>
+            <w:color w:val="0000EE"/>
+            <w:u w:val="single"/>
+          </w:rPr>
+          <w:t>哈1:4</w:t>
+        </w:r>
+      </w:hyperlink>
+      <w:r>
+        <w:rPr>
+          <w:lang w:val="zh_TW" w:bidi="zh_TW"/>
+        </w:rPr>
+        <w:t>；</w:t>
+      </w:r>
+      <w:hyperlink r:id="rId46">
+        <w:r>
+          <w:rPr>
+            <w:lang w:val="zh_TW" w:bidi="zh_TW"/>
+          </w:rPr>
+          <w:rPr>
+            <w:color w:val="0000EE"/>
+            <w:u w:val="single"/>
+          </w:rPr>
+          <w:t>太5:17–20</w:t>
+        </w:r>
+      </w:hyperlink>
+      <w:r>
+        <w:rPr>
+          <w:lang w:val="zh_TW" w:bidi="zh_TW"/>
+        </w:rPr>
+        <w:t>，</w:t>
+      </w:r>
+      <w:hyperlink r:id="rId47">
+        <w:r>
+          <w:rPr>
+            <w:lang w:val="zh_TW" w:bidi="zh_TW"/>
+          </w:rPr>
+          <w:rPr>
+            <w:color w:val="0000EE"/>
+            <w:u w:val="single"/>
+          </w:rPr>
+          <w:t>7:12</w:t>
+        </w:r>
+      </w:hyperlink>
+      <w:r>
+        <w:rPr>
+          <w:lang w:val="zh_TW" w:bidi="zh_TW"/>
+        </w:rPr>
+        <w:t>；</w:t>
+      </w:r>
       <w:hyperlink r:id="rId48">
         <w:r>
           <w:rPr>
@@ -1384,7 +1076,7 @@
             <w:color w:val="0000EE"/>
             <w:u w:val="single"/>
           </w:rPr>
-          <w:t>太5:3</w:t>
+          <w:t>可7:8–9</w:t>
         </w:r>
       </w:hyperlink>
       <w:r>
@@ -1393,6 +1085,765 @@
         </w:rPr>
         <w:t>；</w:t>
       </w:r>
+      <w:hyperlink r:id="rId49">
+        <w:r>
+          <w:rPr>
+            <w:lang w:val="zh_TW" w:bidi="zh_TW"/>
+          </w:rPr>
+          <w:rPr>
+            <w:color w:val="0000EE"/>
+            <w:u w:val="single"/>
+          </w:rPr>
+          <w:t>路16:16–17</w:t>
+        </w:r>
+      </w:hyperlink>
+      <w:r>
+        <w:rPr>
+          <w:lang w:val="zh_TW" w:bidi="zh_TW"/>
+        </w:rPr>
+        <w:t>；</w:t>
+      </w:r>
+      <w:hyperlink r:id="rId50">
+        <w:r>
+          <w:rPr>
+            <w:lang w:val="zh_TW" w:bidi="zh_TW"/>
+          </w:rPr>
+          <w:rPr>
+            <w:color w:val="0000EE"/>
+            <w:u w:val="single"/>
+          </w:rPr>
+          <w:t>約1:16–17</w:t>
+        </w:r>
+      </w:hyperlink>
+      <w:r>
+        <w:rPr>
+          <w:lang w:val="zh_TW" w:bidi="zh_TW"/>
+        </w:rPr>
+        <w:t>，</w:t>
+      </w:r>
+      <w:hyperlink r:id="rId51">
+        <w:r>
+          <w:rPr>
+            <w:lang w:val="zh_TW" w:bidi="zh_TW"/>
+          </w:rPr>
+          <w:rPr>
+            <w:color w:val="0000EE"/>
+            <w:u w:val="single"/>
+          </w:rPr>
+          <w:t>7:19</w:t>
+        </w:r>
+      </w:hyperlink>
+      <w:r>
+        <w:rPr>
+          <w:lang w:val="zh_TW" w:bidi="zh_TW"/>
+        </w:rPr>
+        <w:t>；</w:t>
+      </w:r>
+      <w:hyperlink r:id="rId52">
+        <w:r>
+          <w:rPr>
+            <w:lang w:val="zh_TW" w:bidi="zh_TW"/>
+          </w:rPr>
+          <w:rPr>
+            <w:color w:val="0000EE"/>
+            <w:u w:val="single"/>
+          </w:rPr>
+          <w:t>徒13:38–39</w:t>
+        </w:r>
+      </w:hyperlink>
+      <w:r>
+        <w:rPr>
+          <w:lang w:val="zh_TW" w:bidi="zh_TW"/>
+        </w:rPr>
+        <w:t>；</w:t>
+      </w:r>
+      <w:hyperlink r:id="rId53">
+        <w:r>
+          <w:rPr>
+            <w:lang w:val="zh_TW" w:bidi="zh_TW"/>
+          </w:rPr>
+          <w:rPr>
+            <w:color w:val="0000EE"/>
+            <w:u w:val="single"/>
+          </w:rPr>
+          <w:t>羅2:13–29</w:t>
+        </w:r>
+      </w:hyperlink>
+      <w:r>
+        <w:rPr>
+          <w:lang w:val="zh_TW" w:bidi="zh_TW"/>
+        </w:rPr>
+        <w:t>，</w:t>
+      </w:r>
+      <w:hyperlink r:id="rId54">
+        <w:r>
+          <w:rPr>
+            <w:lang w:val="zh_TW" w:bidi="zh_TW"/>
+          </w:rPr>
+          <w:rPr>
+            <w:color w:val="0000EE"/>
+            <w:u w:val="single"/>
+          </w:rPr>
+          <w:t>3:19–21</w:t>
+        </w:r>
+      </w:hyperlink>
+      <w:r>
+        <w:rPr>
+          <w:lang w:val="zh_TW" w:bidi="zh_TW"/>
+        </w:rPr>
+        <w:t>、</w:t>
+      </w:r>
+      <w:hyperlink r:id="rId55">
+        <w:r>
+          <w:rPr>
+            <w:lang w:val="zh_TW" w:bidi="zh_TW"/>
+          </w:rPr>
+          <w:rPr>
+            <w:color w:val="0000EE"/>
+            <w:u w:val="single"/>
+          </w:rPr>
+          <w:t>27–28</w:t>
+        </w:r>
+      </w:hyperlink>
+      <w:r>
+        <w:rPr>
+          <w:lang w:val="zh_TW" w:bidi="zh_TW"/>
+        </w:rPr>
+        <w:t>，</w:t>
+      </w:r>
+      <w:hyperlink r:id="rId56">
+        <w:r>
+          <w:rPr>
+            <w:lang w:val="zh_TW" w:bidi="zh_TW"/>
+          </w:rPr>
+          <w:rPr>
+            <w:color w:val="0000EE"/>
+            <w:u w:val="single"/>
+          </w:rPr>
+          <w:t>4:13–16</w:t>
+        </w:r>
+      </w:hyperlink>
+      <w:r>
+        <w:rPr>
+          <w:lang w:val="zh_TW" w:bidi="zh_TW"/>
+        </w:rPr>
+        <w:t>，</w:t>
+      </w:r>
+      <w:hyperlink r:id="rId26">
+        <w:r>
+          <w:rPr>
+            <w:lang w:val="zh_TW" w:bidi="zh_TW"/>
+          </w:rPr>
+          <w:rPr>
+            <w:color w:val="0000EE"/>
+            <w:u w:val="single"/>
+          </w:rPr>
+          <w:t>7:1–25</w:t>
+        </w:r>
+      </w:hyperlink>
+      <w:r>
+        <w:rPr>
+          <w:lang w:val="zh_TW" w:bidi="zh_TW"/>
+        </w:rPr>
+        <w:t>，</w:t>
+      </w:r>
+      <w:hyperlink r:id="rId57">
+        <w:r>
+          <w:rPr>
+            <w:lang w:val="zh_TW" w:bidi="zh_TW"/>
+          </w:rPr>
+          <w:rPr>
+            <w:color w:val="0000EE"/>
+            <w:u w:val="single"/>
+          </w:rPr>
+          <w:t>8:3–4</w:t>
+        </w:r>
+      </w:hyperlink>
+      <w:r>
+        <w:rPr>
+          <w:lang w:val="zh_TW" w:bidi="zh_TW"/>
+        </w:rPr>
+        <w:t>、</w:t>
+      </w:r>
+      <w:hyperlink r:id="rId58">
+        <w:r>
+          <w:rPr>
+            <w:lang w:val="zh_TW" w:bidi="zh_TW"/>
+          </w:rPr>
+          <w:rPr>
+            <w:color w:val="0000EE"/>
+            <w:u w:val="single"/>
+          </w:rPr>
+          <w:t>7</w:t>
+        </w:r>
+      </w:hyperlink>
+      <w:r>
+        <w:rPr>
+          <w:lang w:val="zh_TW" w:bidi="zh_TW"/>
+        </w:rPr>
+        <w:t>，</w:t>
+      </w:r>
+      <w:hyperlink r:id="rId59">
+        <w:r>
+          <w:rPr>
+            <w:lang w:val="zh_TW" w:bidi="zh_TW"/>
+          </w:rPr>
+          <w:rPr>
+            <w:color w:val="0000EE"/>
+            <w:u w:val="single"/>
+          </w:rPr>
+          <w:t>9:4</w:t>
+        </w:r>
+      </w:hyperlink>
+      <w:r>
+        <w:rPr>
+          <w:lang w:val="zh_TW" w:bidi="zh_TW"/>
+        </w:rPr>
+        <w:t>、</w:t>
+      </w:r>
+      <w:hyperlink r:id="rId60">
+        <w:r>
+          <w:rPr>
+            <w:lang w:val="zh_TW" w:bidi="zh_TW"/>
+          </w:rPr>
+          <w:rPr>
+            <w:color w:val="0000EE"/>
+            <w:u w:val="single"/>
+          </w:rPr>
+          <w:t>31–32</w:t>
+        </w:r>
+      </w:hyperlink>
+      <w:r>
+        <w:rPr>
+          <w:lang w:val="zh_TW" w:bidi="zh_TW"/>
+        </w:rPr>
+        <w:t>，</w:t>
+      </w:r>
+      <w:hyperlink r:id="rId61">
+        <w:r>
+          <w:rPr>
+            <w:lang w:val="zh_TW" w:bidi="zh_TW"/>
+          </w:rPr>
+          <w:rPr>
+            <w:color w:val="0000EE"/>
+            <w:u w:val="single"/>
+          </w:rPr>
+          <w:t>10:3–5</w:t>
+        </w:r>
+      </w:hyperlink>
+      <w:r>
+        <w:rPr>
+          <w:lang w:val="zh_TW" w:bidi="zh_TW"/>
+        </w:rPr>
+        <w:t>；</w:t>
+      </w:r>
+      <w:hyperlink r:id="rId62">
+        <w:r>
+          <w:rPr>
+            <w:lang w:val="zh_TW" w:bidi="zh_TW"/>
+          </w:rPr>
+          <w:rPr>
+            <w:color w:val="0000EE"/>
+            <w:u w:val="single"/>
+          </w:rPr>
+          <w:t>加2:16–21</w:t>
+        </w:r>
+      </w:hyperlink>
+      <w:r>
+        <w:rPr>
+          <w:lang w:val="zh_TW" w:bidi="zh_TW"/>
+        </w:rPr>
+        <w:t>，</w:t>
+      </w:r>
+      <w:hyperlink r:id="rId63">
+        <w:r>
+          <w:rPr>
+            <w:lang w:val="zh_TW" w:bidi="zh_TW"/>
+          </w:rPr>
+          <w:rPr>
+            <w:color w:val="0000EE"/>
+            <w:u w:val="single"/>
+          </w:rPr>
+          <w:t>3:2</w:t>
+        </w:r>
+      </w:hyperlink>
+      <w:r>
+        <w:rPr>
+          <w:lang w:val="zh_TW" w:bidi="zh_TW"/>
+        </w:rPr>
+        <w:t>、</w:t>
+      </w:r>
+      <w:hyperlink r:id="rId64">
+        <w:r>
+          <w:rPr>
+            <w:lang w:val="zh_TW" w:bidi="zh_TW"/>
+          </w:rPr>
+          <w:rPr>
+            <w:color w:val="0000EE"/>
+            <w:u w:val="single"/>
+          </w:rPr>
+          <w:t>10–13</w:t>
+        </w:r>
+      </w:hyperlink>
+      <w:r>
+        <w:rPr>
+          <w:lang w:val="zh_TW" w:bidi="zh_TW"/>
+        </w:rPr>
+        <w:t>、</w:t>
+      </w:r>
+      <w:hyperlink r:id="rId65">
+        <w:r>
+          <w:rPr>
+            <w:lang w:val="zh_TW" w:bidi="zh_TW"/>
+          </w:rPr>
+          <w:rPr>
+            <w:color w:val="0000EE"/>
+            <w:u w:val="single"/>
+          </w:rPr>
+          <w:t>17–25</w:t>
+        </w:r>
+      </w:hyperlink>
+      <w:r>
+        <w:rPr>
+          <w:lang w:val="zh_TW" w:bidi="zh_TW"/>
+        </w:rPr>
+        <w:t>，</w:t>
+      </w:r>
+      <w:hyperlink r:id="rId66">
+        <w:r>
+          <w:rPr>
+            <w:lang w:val="zh_TW" w:bidi="zh_TW"/>
+          </w:rPr>
+          <w:rPr>
+            <w:color w:val="0000EE"/>
+            <w:u w:val="single"/>
+          </w:rPr>
+          <w:t>5:1–4</w:t>
+        </w:r>
+      </w:hyperlink>
+      <w:r>
+        <w:rPr>
+          <w:lang w:val="zh_TW" w:bidi="zh_TW"/>
+        </w:rPr>
+        <w:t>；</w:t>
+      </w:r>
+      <w:hyperlink r:id="rId67">
+        <w:r>
+          <w:rPr>
+            <w:lang w:val="zh_TW" w:bidi="zh_TW"/>
+          </w:rPr>
+          <w:rPr>
+            <w:color w:val="0000EE"/>
+            <w:u w:val="single"/>
+          </w:rPr>
+          <w:t>提前1:5–11</w:t>
+        </w:r>
+      </w:hyperlink>
+      <w:r>
+        <w:rPr>
+          <w:lang w:val="zh_TW" w:bidi="zh_TW"/>
+        </w:rPr>
+        <w:t>；</w:t>
+      </w:r>
+      <w:hyperlink r:id="rId68">
+        <w:r>
+          <w:rPr>
+            <w:lang w:val="zh_TW" w:bidi="zh_TW"/>
+          </w:rPr>
+          <w:rPr>
+            <w:color w:val="0000EE"/>
+            <w:u w:val="single"/>
+          </w:rPr>
+          <w:t>來8:7–13</w:t>
+        </w:r>
+      </w:hyperlink>
+      <w:r>
+        <w:rPr>
+          <w:lang w:val="zh_TW" w:bidi="zh_TW"/>
+        </w:rPr>
+        <w:t>，</w:t>
+      </w:r>
+      <w:hyperlink r:id="rId69">
+        <w:r>
+          <w:rPr>
+            <w:lang w:val="zh_TW" w:bidi="zh_TW"/>
+          </w:rPr>
+          <w:rPr>
+            <w:color w:val="0000EE"/>
+            <w:u w:val="single"/>
+          </w:rPr>
+          <w:t>10:1–18</w:t>
+        </w:r>
+      </w:hyperlink>
+      <w:r>
+        <w:rPr>
+          <w:lang w:val="zh_TW" w:bidi="zh_TW"/>
+        </w:rPr>
+        <w:t>；</w:t>
+      </w:r>
+      <w:hyperlink r:id="rId70">
+        <w:r>
+          <w:rPr>
+            <w:lang w:val="zh_TW" w:bidi="zh_TW"/>
+          </w:rPr>
+          <w:rPr>
+            <w:color w:val="0000EE"/>
+            <w:u w:val="single"/>
+          </w:rPr>
+          <w:t>約一3:4–6</w:t>
+        </w:r>
+      </w:hyperlink>
+      <w:r>
+        <w:rPr>
+          <w:lang w:val="zh_TW" w:bidi="zh_TW"/>
+        </w:rPr>
+      </w:r>
+      <w:r>
+        <w:rPr>
+          <w:lang w:val="zh_TW" w:bidi="zh_TW"/>
+        </w:rPr>
+      </w:r>
+    </w:p>
+    <w:p>
+      <w:pPr/>
+      <w:r>
+        <w:rPr>
+          <w:lang w:val="zh_TW" w:bidi="zh_TW"/>
+        </w:rPr>
+      </w:r>
+    </w:p>
+    <w:p>
+      <w:pPr>
+        <w:pStyle w:val="Heading2"/>
+      </w:pPr>
+      <w:r>
+        <w:rPr>
+          <w:lang w:val="zh_TW" w:bidi="zh_TW"/>
+        </w:rPr>
+        <w:t>律法與聖靈</w:t>
+      </w:r>
+      <w:r>
+        <w:rPr>
+          <w:lang w:val="zh_TW" w:bidi="zh_TW"/>
+        </w:rPr>
+      </w:r>
+    </w:p>
+    <w:p>
+      <w:pPr/>
+      <w:r>
+        <w:rPr>
+          <w:lang w:val="zh_TW" w:bidi="zh_TW"/>
+        </w:rPr>
+      </w:r>
+      <w:r>
+        <w:rPr>
+          <w:lang w:val="zh_TW" w:bidi="zh_TW"/>
+        </w:rPr>
+        <w:t>許多基督徒常問的問題是，基督徒是否需要遵守舊約律法，來讓信仰中的靈性成長。遵守神的律法有助基督徒變得更加聖潔嗎？</w:t>
+      </w:r>
+    </w:p>
+    <w:p>
+      <w:pPr/>
+      <w:r>
+        <w:rPr>
+          <w:lang w:val="zh_TW" w:bidi="zh_TW"/>
+        </w:rPr>
+      </w:r>
+      <w:r>
+        <w:rPr>
+          <w:lang w:val="zh_TW" w:bidi="zh_TW"/>
+        </w:rPr>
+        <w:t>當加拉太的基督徒聽到並接受藉信奉基督得救的好消息時，他們也領受了聖靈。聖靈證明他們是真正的信徒。神不僅賜給他們聖靈，還在他們中間行了神蹟（</w:t>
+      </w:r>
+      <w:hyperlink r:id="rId71">
+        <w:r>
+          <w:rPr>
+            <w:lang w:val="zh_TW" w:bidi="zh_TW"/>
+          </w:rPr>
+          <w:rPr>
+            <w:color w:val="0000EE"/>
+            <w:u w:val="single"/>
+          </w:rPr>
+          <w:t>加3:5</w:t>
+        </w:r>
+      </w:hyperlink>
+      <w:r>
+        <w:rPr>
+          <w:lang w:val="zh_TW" w:bidi="zh_TW"/>
+        </w:rPr>
+        <w:t>）。加拉太的基督徒從自己的經驗中知道，聖靈有將他們轉變為新人的力量。使徒保羅教導他們倚靠聖靈的引導來生活。</w:t>
+      </w:r>
+    </w:p>
+    <w:p>
+      <w:pPr/>
+      <w:r>
+        <w:rPr>
+          <w:lang w:val="zh_TW" w:bidi="zh_TW"/>
+        </w:rPr>
+      </w:r>
+      <w:r>
+        <w:rPr>
+          <w:lang w:val="zh_TW" w:bidi="zh_TW"/>
+        </w:rPr>
+        <w:t>保羅離開加拉太之後，有猶太基督徒教師來到這個地區。他們教導了不同的內容，聲稱人們需要遵守神的律法才能被神接納並變得聖潔、成熟。這些教師認為，保羅的教導，即藉著聖靈（而非嚴格遵守神的律法）變得更加聖潔，將導致人們違背神的律法並且犯罪。</w:t>
+      </w:r>
+    </w:p>
+    <w:p>
+      <w:pPr/>
+      <w:r>
+        <w:rPr>
+          <w:lang w:val="zh_TW" w:bidi="zh_TW"/>
+        </w:rPr>
+      </w:r>
+      <w:r>
+        <w:rPr>
+          <w:lang w:val="zh_TW" w:bidi="zh_TW"/>
+        </w:rPr>
+        <w:t>保羅回應這些教師說，神通過信心做了兩件重要的事情：</w:t>
+      </w:r>
+    </w:p>
+    <w:p>
+      <w:pPr>
+        <w:pStyle w:val="ListNumber"/>
+        <w:numPr>
+          <w:ilvl w:val="0"/>
+          <w:numId w:val="14"/>
+        </w:numPr>
+        <w:spacing w:line="240" w:lineRule="auto"/>
+        <w:ind w:left="720"/>
+      </w:pPr>
+      <w:r>
+        <w:rPr>
+          <w:lang w:val="zh_TW" w:bidi="zh_TW"/>
+        </w:rPr>
+      </w:r>
+      <w:r>
+        <w:rPr>
+          <w:lang w:val="zh_TW" w:bidi="zh_TW"/>
+        </w:rPr>
+        <w:t>神</w:t>
+      </w:r>
+      <w:r>
+        <w:rPr>
+          <w:b/>
+          <w:lang w:val="zh_TW" w:bidi="zh_TW"/>
+        </w:rPr>
+        <w:t>算</w:t>
+      </w:r>
+      <w:r>
+        <w:rPr>
+          <w:lang w:val="zh_TW" w:bidi="zh_TW"/>
+        </w:rPr>
+        <w:t>或</w:t>
+      </w:r>
+      <w:r>
+        <w:rPr>
+          <w:b/>
+          <w:lang w:val="zh_TW" w:bidi="zh_TW"/>
+        </w:rPr>
+        <w:t>視</w:t>
+      </w:r>
+      <w:r>
+        <w:rPr>
+          <w:lang w:val="zh_TW" w:bidi="zh_TW"/>
+        </w:rPr>
+        <w:t>我們為義，是因為我們的信心。</w:t>
+      </w:r>
+    </w:p>
+    <w:p>
+      <w:pPr>
+        <w:pStyle w:val="ListNumber"/>
+        <w:spacing w:line="240" w:lineRule="auto"/>
+        <w:ind w:left="720"/>
+      </w:pPr>
+      <w:r>
+        <w:rPr>
+          <w:lang w:val="zh_TW" w:bidi="zh_TW"/>
+        </w:rPr>
+      </w:r>
+      <w:r>
+        <w:rPr>
+          <w:lang w:val="zh_TW" w:bidi="zh_TW"/>
+        </w:rPr>
+        <w:t>神確實藉著聖靈的工作，透過信心使我們成為義（</w:t>
+      </w:r>
+      <w:hyperlink r:id="rId72">
+        <w:r>
+          <w:rPr>
+            <w:lang w:val="zh_TW" w:bidi="zh_TW"/>
+          </w:rPr>
+          <w:rPr>
+            <w:color w:val="0000EE"/>
+            <w:u w:val="single"/>
+          </w:rPr>
+          <w:t>加5:16–26</w:t>
+        </w:r>
+      </w:hyperlink>
+      <w:r>
+        <w:rPr>
+          <w:lang w:val="zh_TW" w:bidi="zh_TW"/>
+        </w:rPr>
+        <w:t>）。保羅解釋說，倚靠聖靈並跟隨聖靈指引的人不會犯罪。這是因為神的靈永遠不會引導人做錯誤的事。</w:t>
+      </w:r>
+    </w:p>
+    <w:p>
+      <w:pPr/>
+      <w:r>
+        <w:rPr>
+          <w:lang w:val="zh_TW" w:bidi="zh_TW"/>
+        </w:rPr>
+      </w:r>
+      <w:r>
+        <w:rPr>
+          <w:lang w:val="zh_TW" w:bidi="zh_TW"/>
+        </w:rPr>
+        <w:t>真正的問題不在於人們不明白對錯。神賜予我們的良心，會在我們做錯事時告訴我們。神的律法使祂對生活的標準更加清晰（</w:t>
+      </w:r>
+      <w:hyperlink r:id="rId73">
+        <w:r>
+          <w:rPr>
+            <w:lang w:val="zh_TW" w:bidi="zh_TW"/>
+          </w:rPr>
+          <w:rPr>
+            <w:color w:val="0000EE"/>
+            <w:u w:val="single"/>
+          </w:rPr>
+          <w:t>羅7:7–12</w:t>
+        </w:r>
+      </w:hyperlink>
+      <w:r>
+        <w:rPr>
+          <w:lang w:val="zh_TW" w:bidi="zh_TW"/>
+        </w:rPr>
+        <w:t>）。真正的問題是，我們的心常常頑梗且有罪。我們也缺乏正確的智慧，未能判斷在不同情況下該做什麼事。由於罪對人性的影響，我們很難實踐神的話語，來符合神真正的要求。</w:t>
+      </w:r>
+    </w:p>
+    <w:p>
+      <w:pPr/>
+      <w:r>
+        <w:rPr>
+          <w:lang w:val="zh_TW" w:bidi="zh_TW"/>
+        </w:rPr>
+      </w:r>
+      <w:r>
+        <w:rPr>
+          <w:lang w:val="zh_TW" w:bidi="zh_TW"/>
+        </w:rPr>
+        <w:t>律法無法改善我們的狀況，但當聖靈引導和主控我們時，祂就改變我們的渴望，使我們做出討神喜悅的事（</w:t>
+      </w:r>
+      <w:hyperlink r:id="rId74">
+        <w:r>
+          <w:rPr>
+            <w:lang w:val="zh_TW" w:bidi="zh_TW"/>
+          </w:rPr>
+          <w:rPr>
+            <w:color w:val="0000EE"/>
+            <w:u w:val="single"/>
+          </w:rPr>
+          <w:t>加5:22–23</w:t>
+        </w:r>
+      </w:hyperlink>
+      <w:r>
+        <w:rPr>
+          <w:lang w:val="zh_TW" w:bidi="zh_TW"/>
+        </w:rPr>
+        <w:t>；</w:t>
+      </w:r>
+      <w:hyperlink r:id="rId75">
+        <w:r>
+          <w:rPr>
+            <w:lang w:val="zh_TW" w:bidi="zh_TW"/>
+          </w:rPr>
+          <w:rPr>
+            <w:color w:val="0000EE"/>
+            <w:u w:val="single"/>
+          </w:rPr>
+          <w:t>羅8:5–14</w:t>
+        </w:r>
+      </w:hyperlink>
+      <w:r>
+        <w:rPr>
+          <w:lang w:val="zh_TW" w:bidi="zh_TW"/>
+        </w:rPr>
+        <w:t>）。神的靈幫助祂的子民實現律法的真正意義和目的，但遵守律法不應該是我們的主要目標或重點，律法只是我們「訓蒙的師傅」（</w:t>
+      </w:r>
+      <w:hyperlink r:id="rId76">
+        <w:r>
+          <w:rPr>
+            <w:lang w:val="zh_TW" w:bidi="zh_TW"/>
+          </w:rPr>
+          <w:rPr>
+            <w:color w:val="0000EE"/>
+            <w:u w:val="single"/>
+          </w:rPr>
+          <w:t>加3:24–25</w:t>
+        </w:r>
+      </w:hyperlink>
+      <w:r>
+        <w:rPr>
+          <w:lang w:val="zh_TW" w:bidi="zh_TW"/>
+        </w:rPr>
+        <w:t>）。相反，我們應該專注於信靠神、倚靠聖靈、愛其他的人。神的靈賦予我們渴望和力量，以討神喜悅的方式去做這些事。</w:t>
+      </w:r>
+    </w:p>
+    <w:p>
+      <w:pPr/>
+      <w:r>
+        <w:rPr>
+          <w:lang w:val="zh_TW" w:bidi="zh_TW"/>
+        </w:rPr>
+      </w:r>
+      <w:r>
+        <w:rPr>
+          <w:u w:val="single"/>
+          <w:lang w:val="zh_TW" w:bidi="zh_TW"/>
+        </w:rPr>
+        <w:t>進深研究的經文段落</w:t>
+      </w:r>
+    </w:p>
+    <w:p>
+      <w:pPr/>
+      <w:r>
+        <w:rPr>
+          <w:lang w:val="zh_TW" w:bidi="zh_TW"/>
+        </w:rPr>
+      </w:r>
+      <w:hyperlink r:id="rId77">
+        <w:r>
+          <w:rPr>
+            <w:lang w:val="zh_TW" w:bidi="zh_TW"/>
+          </w:rPr>
+          <w:rPr>
+            <w:color w:val="0000EE"/>
+            <w:u w:val="single"/>
+          </w:rPr>
+          <w:t>民11:16–17</w:t>
+        </w:r>
+      </w:hyperlink>
+      <w:r>
+        <w:rPr>
+          <w:lang w:val="zh_TW" w:bidi="zh_TW"/>
+        </w:rPr>
+        <w:t>、</w:t>
+      </w:r>
+      <w:hyperlink r:id="rId78">
+        <w:r>
+          <w:rPr>
+            <w:lang w:val="zh_TW" w:bidi="zh_TW"/>
+          </w:rPr>
+          <w:rPr>
+            <w:color w:val="0000EE"/>
+            <w:u w:val="single"/>
+          </w:rPr>
+          <w:t>24–30</w:t>
+        </w:r>
+      </w:hyperlink>
+      <w:r>
+        <w:rPr>
+          <w:lang w:val="zh_TW" w:bidi="zh_TW"/>
+        </w:rPr>
+        <w:t>；</w:t>
+      </w:r>
       <w:hyperlink r:id="rId42">
         <w:r>
           <w:rPr>
@@ -1402,7 +1853,79 @@
             <w:color w:val="0000EE"/>
             <w:u w:val="single"/>
           </w:rPr>
-          <w:t>路1:52–53</w:t>
+          <w:t>耶31:33–34</w:t>
+        </w:r>
+      </w:hyperlink>
+      <w:r>
+        <w:rPr>
+          <w:lang w:val="zh_TW" w:bidi="zh_TW"/>
+        </w:rPr>
+        <w:t>；</w:t>
+      </w:r>
+      <w:hyperlink r:id="rId79">
+        <w:r>
+          <w:rPr>
+            <w:lang w:val="zh_TW" w:bidi="zh_TW"/>
+          </w:rPr>
+          <w:rPr>
+            <w:color w:val="0000EE"/>
+            <w:u w:val="single"/>
+          </w:rPr>
+          <w:t>結36:26–27</w:t>
+        </w:r>
+      </w:hyperlink>
+      <w:r>
+        <w:rPr>
+          <w:lang w:val="zh_TW" w:bidi="zh_TW"/>
+        </w:rPr>
+        <w:t>；</w:t>
+      </w:r>
+      <w:hyperlink r:id="rId80">
+        <w:r>
+          <w:rPr>
+            <w:lang w:val="zh_TW" w:bidi="zh_TW"/>
+          </w:rPr>
+          <w:rPr>
+            <w:color w:val="0000EE"/>
+            <w:u w:val="single"/>
+          </w:rPr>
+          <w:t>路24:49</w:t>
+        </w:r>
+      </w:hyperlink>
+      <w:r>
+        <w:rPr>
+          <w:lang w:val="zh_TW" w:bidi="zh_TW"/>
+        </w:rPr>
+        <w:t>；</w:t>
+      </w:r>
+      <w:hyperlink r:id="rId81">
+        <w:r>
+          <w:rPr>
+            <w:lang w:val="zh_TW" w:bidi="zh_TW"/>
+          </w:rPr>
+          <w:rPr>
+            <w:color w:val="0000EE"/>
+            <w:u w:val="single"/>
+          </w:rPr>
+          <w:t>徒5:32</w:t>
+        </w:r>
+      </w:hyperlink>
+      <w:r>
+        <w:rPr>
+          <w:lang w:val="zh_TW" w:bidi="zh_TW"/>
+        </w:rPr>
+        <w:t>；</w:t>
+      </w:r>
+      <w:hyperlink r:id="rId82">
+        <w:r>
+          <w:rPr>
+            <w:lang w:val="zh_TW" w:bidi="zh_TW"/>
+          </w:rPr>
+          <w:rPr>
+            <w:color w:val="0000EE"/>
+            <w:u w:val="single"/>
+          </w:rPr>
+          <w:t>羅7:1–8:17</w:t>
         </w:r>
       </w:hyperlink>
       <w:r>
@@ -1411,16 +1934,52 @@
         </w:rPr>
         <w:t>，</w:t>
       </w:r>
-      <w:hyperlink r:id="rId43">
-        <w:r>
-          <w:rPr>
-            <w:lang w:val="zh_TW" w:bidi="zh_TW"/>
-          </w:rPr>
-          <w:rPr>
-            <w:color w:val="0000EE"/>
-            <w:u w:val="single"/>
-          </w:rPr>
-          <w:t>4:18</w:t>
+      <w:hyperlink r:id="rId83">
+        <w:r>
+          <w:rPr>
+            <w:lang w:val="zh_TW" w:bidi="zh_TW"/>
+          </w:rPr>
+          <w:rPr>
+            <w:color w:val="0000EE"/>
+            <w:u w:val="single"/>
+          </w:rPr>
+          <w:t>12:2</w:t>
+        </w:r>
+      </w:hyperlink>
+      <w:r>
+        <w:rPr>
+          <w:lang w:val="zh_TW" w:bidi="zh_TW"/>
+        </w:rPr>
+        <w:t>；</w:t>
+      </w:r>
+      <w:hyperlink r:id="rId84">
+        <w:r>
+          <w:rPr>
+            <w:lang w:val="zh_TW" w:bidi="zh_TW"/>
+          </w:rPr>
+          <w:rPr>
+            <w:color w:val="0000EE"/>
+            <w:u w:val="single"/>
+          </w:rPr>
+          <w:t>林後3:7–18</w:t>
+        </w:r>
+      </w:hyperlink>
+      <w:r>
+        <w:rPr>
+          <w:lang w:val="zh_TW" w:bidi="zh_TW"/>
+        </w:rPr>
+        <w:t>；</w:t>
+      </w:r>
+      <w:hyperlink r:id="rId85">
+        <w:r>
+          <w:rPr>
+            <w:lang w:val="zh_TW" w:bidi="zh_TW"/>
+          </w:rPr>
+          <w:rPr>
+            <w:color w:val="0000EE"/>
+            <w:u w:val="single"/>
+          </w:rPr>
+          <w:t>加3:2–5</w:t>
         </w:r>
       </w:hyperlink>
       <w:r>
@@ -1429,88 +1988,321 @@
         </w:rPr>
         <w:t>，</w:t>
       </w:r>
-      <w:hyperlink r:id="rId50">
-        <w:r>
-          <w:rPr>
-            <w:lang w:val="zh_TW" w:bidi="zh_TW"/>
-          </w:rPr>
-          <w:rPr>
-            <w:color w:val="0000EE"/>
-            <w:u w:val="single"/>
-          </w:rPr>
-          <w:t>6:20–25</w:t>
-        </w:r>
-      </w:hyperlink>
-      <w:r>
-        <w:rPr>
-          <w:lang w:val="zh_TW" w:bidi="zh_TW"/>
-        </w:rPr>
-        <w:t>，</w:t>
-      </w:r>
-      <w:hyperlink r:id="rId51">
-        <w:r>
-          <w:rPr>
-            <w:lang w:val="zh_TW" w:bidi="zh_TW"/>
-          </w:rPr>
-          <w:rPr>
-            <w:color w:val="0000EE"/>
-            <w:u w:val="single"/>
-          </w:rPr>
-          <w:t>12:13–34</w:t>
-        </w:r>
-      </w:hyperlink>
-      <w:r>
-        <w:rPr>
-          <w:lang w:val="zh_TW" w:bidi="zh_TW"/>
-        </w:rPr>
-        <w:t>，</w:t>
-      </w:r>
-      <w:hyperlink r:id="rId52">
-        <w:r>
-          <w:rPr>
-            <w:lang w:val="zh_TW" w:bidi="zh_TW"/>
-          </w:rPr>
-          <w:rPr>
-            <w:color w:val="0000EE"/>
-            <w:u w:val="single"/>
-          </w:rPr>
-          <w:t>14:12–23</w:t>
-        </w:r>
-      </w:hyperlink>
-      <w:r>
-        <w:rPr>
-          <w:lang w:val="zh_TW" w:bidi="zh_TW"/>
-        </w:rPr>
-        <w:t>，</w:t>
-      </w:r>
-      <w:hyperlink r:id="rId46">
-        <w:r>
-          <w:rPr>
-            <w:lang w:val="zh_TW" w:bidi="zh_TW"/>
-          </w:rPr>
-          <w:rPr>
-            <w:color w:val="0000EE"/>
-            <w:u w:val="single"/>
-          </w:rPr>
-          <w:t>16:19–31</w:t>
-        </w:r>
-      </w:hyperlink>
-      <w:r>
-        <w:rPr>
-          <w:lang w:val="zh_TW" w:bidi="zh_TW"/>
-        </w:rPr>
-        <w:t>，</w:t>
-      </w:r>
-      <w:hyperlink r:id="rId53">
-        <w:r>
-          <w:rPr>
-            <w:lang w:val="zh_TW" w:bidi="zh_TW"/>
-          </w:rPr>
-          <w:rPr>
-            <w:color w:val="0000EE"/>
-            <w:u w:val="single"/>
-          </w:rPr>
-          <w:t>18:18–30</w:t>
+      <w:hyperlink r:id="rId86">
+        <w:r>
+          <w:rPr>
+            <w:lang w:val="zh_TW" w:bidi="zh_TW"/>
+          </w:rPr>
+          <w:rPr>
+            <w:color w:val="0000EE"/>
+            <w:u w:val="single"/>
+          </w:rPr>
+          <w:t>5:5</w:t>
+        </w:r>
+      </w:hyperlink>
+      <w:r>
+        <w:rPr>
+          <w:lang w:val="zh_TW" w:bidi="zh_TW"/>
+        </w:rPr>
+        <w:t>、</w:t>
+      </w:r>
+      <w:hyperlink r:id="rId72">
+        <w:r>
+          <w:rPr>
+            <w:lang w:val="zh_TW" w:bidi="zh_TW"/>
+          </w:rPr>
+          <w:rPr>
+            <w:color w:val="0000EE"/>
+            <w:u w:val="single"/>
+          </w:rPr>
+          <w:t>16–26</w:t>
+        </w:r>
+      </w:hyperlink>
+      <w:r>
+        <w:rPr>
+          <w:lang w:val="zh_TW" w:bidi="zh_TW"/>
+        </w:rPr>
+        <w:t>；</w:t>
+      </w:r>
+      <w:hyperlink r:id="rId87">
+        <w:r>
+          <w:rPr>
+            <w:lang w:val="zh_TW" w:bidi="zh_TW"/>
+          </w:rPr>
+          <w:rPr>
+            <w:color w:val="0000EE"/>
+            <w:u w:val="single"/>
+          </w:rPr>
+          <w:t>來12:14–29</w:t>
+        </w:r>
+      </w:hyperlink>
+      <w:r>
+        <w:rPr>
+          <w:lang w:val="zh_TW" w:bidi="zh_TW"/>
+        </w:rPr>
+      </w:r>
+      <w:r>
+        <w:rPr>
+          <w:lang w:val="zh_TW" w:bidi="zh_TW"/>
+        </w:rPr>
+      </w:r>
+    </w:p>
+    <w:p>
+      <w:pPr/>
+      <w:r>
+        <w:rPr>
+          <w:lang w:val="zh_TW" w:bidi="zh_TW"/>
+        </w:rPr>
+      </w:r>
+    </w:p>
+    <w:p>
+      <w:pPr>
+        <w:pStyle w:val="Heading2"/>
+      </w:pPr>
+      <w:r>
+        <w:rPr>
+          <w:lang w:val="zh_TW" w:bidi="zh_TW"/>
+        </w:rPr>
+        <w:t>律法主義</w:t>
+      </w:r>
+      <w:r>
+        <w:rPr>
+          <w:lang w:val="zh_TW" w:bidi="zh_TW"/>
+        </w:rPr>
+      </w:r>
+    </w:p>
+    <w:p>
+      <w:pPr/>
+      <w:r>
+        <w:rPr>
+          <w:lang w:val="zh_TW" w:bidi="zh_TW"/>
+        </w:rPr>
+      </w:r>
+      <w:r>
+        <w:rPr>
+          <w:lang w:val="zh_TW" w:bidi="zh_TW"/>
+        </w:rPr>
+        <w:t>對猶太人來說，律法非常重要。他們對宗教的理解往往集中在遵守規條與儀式。這種情況很自然，因為神親自將律法賜給猶太人，藉此表明祂揀選他們作為祂的子民。神也將律法賜給他們，讓他們透過遵行律法來確認並維持與神所立的約。</w:t>
+      </w:r>
+    </w:p>
+    <w:p>
+      <w:pPr/>
+      <w:r>
+        <w:rPr>
+          <w:lang w:val="zh_TW" w:bidi="zh_TW"/>
+        </w:rPr>
+      </w:r>
+      <w:r>
+        <w:rPr>
+          <w:lang w:val="zh_TW" w:bidi="zh_TW"/>
+        </w:rPr>
+        <w:t>然而，許多猶太人在神所賜的律法之外，又加上許多人所定立的規條，為幾乎每一種情況制定細節規定。他們這樣做，往往是為了避免違反神的律法。但正如耶穌多次指出，這些額外添加的人為規條，有時卻使人無法真正遵行神的旨意 （</w:t>
+      </w:r>
+      <w:hyperlink r:id="rId88">
+        <w:r>
+          <w:rPr>
+            <w:lang w:val="zh_TW" w:bidi="zh_TW"/>
+          </w:rPr>
+          <w:rPr>
+            <w:color w:val="0000EE"/>
+            <w:u w:val="single"/>
+          </w:rPr>
+          <w:t>可7:1–15</w:t>
+        </w:r>
+      </w:hyperlink>
+      <w:r>
+        <w:rPr>
+          <w:lang w:val="zh_TW" w:bidi="zh_TW"/>
+        </w:rPr>
+        <w:t>）。此外，許多猶太人相信，只要單單遵守律法，便能得神的喜悅。</w:t>
+      </w:r>
+    </w:p>
+    <w:p>
+      <w:pPr/>
+      <w:r>
+        <w:rPr>
+          <w:lang w:val="zh_TW" w:bidi="zh_TW"/>
+        </w:rPr>
+      </w:r>
+      <w:r>
+        <w:rPr>
+          <w:lang w:val="zh_TW" w:bidi="zh_TW"/>
+        </w:rPr>
+        <w:t>使徒保羅在早期教會中，經常面對律法主義的問題。例如在歌羅西，受猶太教影響的假教師主張，基督徒必須遵守某些規條來表達他們的信仰（</w:t>
+      </w:r>
+      <w:hyperlink r:id="rId89">
+        <w:r>
+          <w:rPr>
+            <w:lang w:val="zh_TW" w:bidi="zh_TW"/>
+          </w:rPr>
+          <w:rPr>
+            <w:color w:val="0000EE"/>
+            <w:u w:val="single"/>
+          </w:rPr>
+          <w:t>西2:16–23</w:t>
+        </w:r>
+      </w:hyperlink>
+      <w:r>
+        <w:rPr>
+          <w:lang w:val="zh_TW" w:bidi="zh_TW"/>
+        </w:rPr>
+        <w:t>）。保羅批評這種做法，強調信靠基督才是關鍵。基督成全神一切計劃與旨意，也是真正敬虔生活的中心。</w:t>
+      </w:r>
+    </w:p>
+    <w:p>
+      <w:pPr/>
+      <w:r>
+        <w:rPr>
+          <w:lang w:val="zh_TW" w:bidi="zh_TW"/>
+        </w:rPr>
+      </w:r>
+      <w:r>
+        <w:rPr>
+          <w:lang w:val="zh_TW" w:bidi="zh_TW"/>
+        </w:rPr>
+        <w:t>這並不是說行為規範本身有錯。有些規則（如不可說謊）清楚展現了基督的品格（</w:t>
+      </w:r>
+      <w:hyperlink r:id="rId90">
+        <w:r>
+          <w:rPr>
+            <w:lang w:val="zh_TW" w:bidi="zh_TW"/>
+          </w:rPr>
+          <w:rPr>
+            <w:color w:val="0000EE"/>
+            <w:u w:val="single"/>
+          </w:rPr>
+          <w:t>西3:9</w:t>
+        </w:r>
+      </w:hyperlink>
+      <w:r>
+        <w:rPr>
+          <w:lang w:val="zh_TW" w:bidi="zh_TW"/>
+        </w:rPr>
+        <w:t>）。保羅也不反對個別基督徒為了更順服基督，而為自己制定一些規則（參</w:t>
+      </w:r>
+      <w:hyperlink r:id="rId91">
+        <w:r>
+          <w:rPr>
+            <w:lang w:val="zh_TW" w:bidi="zh_TW"/>
+          </w:rPr>
+          <w:rPr>
+            <w:color w:val="0000EE"/>
+            <w:u w:val="single"/>
+          </w:rPr>
+          <w:t>羅14:5</w:t>
+        </w:r>
+      </w:hyperlink>
+      <w:r>
+        <w:rPr>
+          <w:lang w:val="zh_TW" w:bidi="zh_TW"/>
+        </w:rPr>
+        <w:t>；</w:t>
+      </w:r>
+      <w:hyperlink r:id="rId92">
+        <w:r>
+          <w:rPr>
+            <w:lang w:val="zh_TW" w:bidi="zh_TW"/>
+          </w:rPr>
+          <w:rPr>
+            <w:color w:val="0000EE"/>
+            <w:u w:val="single"/>
+          </w:rPr>
+          <w:t>林前8章</w:t>
+        </w:r>
+      </w:hyperlink>
+      <w:r>
+        <w:rPr>
+          <w:lang w:val="zh_TW" w:bidi="zh_TW"/>
+        </w:rPr>
+        <w:t>）。然而，這些行定下的規則，不可強加在他人身上。</w:t>
+      </w:r>
+    </w:p>
+    <w:p>
+      <w:pPr/>
+      <w:r>
+        <w:rPr>
+          <w:lang w:val="zh_TW" w:bidi="zh_TW"/>
+        </w:rPr>
+      </w:r>
+      <w:r>
+        <w:rPr>
+          <w:u w:val="single"/>
+          <w:lang w:val="zh_TW" w:bidi="zh_TW"/>
+        </w:rPr>
+        <w:t>進深研究的經文段落</w:t>
+      </w:r>
+    </w:p>
+    <w:p>
+      <w:pPr/>
+      <w:r>
+        <w:rPr>
+          <w:lang w:val="zh_TW" w:bidi="zh_TW"/>
+        </w:rPr>
+      </w:r>
+      <w:hyperlink r:id="rId93">
+        <w:r>
+          <w:rPr>
+            <w:lang w:val="zh_TW" w:bidi="zh_TW"/>
+          </w:rPr>
+          <w:rPr>
+            <w:color w:val="0000EE"/>
+            <w:u w:val="single"/>
+          </w:rPr>
+          <w:t>太23:13–33</w:t>
+        </w:r>
+      </w:hyperlink>
+      <w:r>
+        <w:rPr>
+          <w:lang w:val="zh_TW" w:bidi="zh_TW"/>
+        </w:rPr>
+        <w:t>；</w:t>
+      </w:r>
+      <w:hyperlink r:id="rId88">
+        <w:r>
+          <w:rPr>
+            <w:lang w:val="zh_TW" w:bidi="zh_TW"/>
+          </w:rPr>
+          <w:rPr>
+            <w:color w:val="0000EE"/>
+            <w:u w:val="single"/>
+          </w:rPr>
+          <w:t>可7:1–15</w:t>
+        </w:r>
+      </w:hyperlink>
+      <w:r>
+        <w:rPr>
+          <w:lang w:val="zh_TW" w:bidi="zh_TW"/>
+        </w:rPr>
+        <w:t>；</w:t>
+      </w:r>
+      <w:hyperlink r:id="rId94">
+        <w:r>
+          <w:rPr>
+            <w:lang w:val="zh_TW" w:bidi="zh_TW"/>
+          </w:rPr>
+          <w:rPr>
+            <w:color w:val="0000EE"/>
+            <w:u w:val="single"/>
+          </w:rPr>
+          <w:t>加2:14–21</w:t>
+        </w:r>
+      </w:hyperlink>
+      <w:r>
+        <w:rPr>
+          <w:lang w:val="zh_TW" w:bidi="zh_TW"/>
+        </w:rPr>
+        <w:t>；</w:t>
+      </w:r>
+      <w:hyperlink r:id="rId89">
+        <w:r>
+          <w:rPr>
+            <w:lang w:val="zh_TW" w:bidi="zh_TW"/>
+          </w:rPr>
+          <w:rPr>
+            <w:color w:val="0000EE"/>
+            <w:u w:val="single"/>
+          </w:rPr>
+          <w:t>西2:16–23</w:t>
         </w:r>
       </w:hyperlink>
       <w:r>
@@ -3413,6 +4205,12 @@
   </w:num>
   <w:num w:numId="13" w16cid:durableId="592781308">
     <w:abstractNumId w:val="11"/>
+  </w:num>
+  <w:num w:numId="14">
+    <w:abstractNumId w:val="3"/>
+    <w:lvlOverride w:ilvl="0">
+      <w:startOverride w:val="1"/>
+    </w:lvlOverride>
   </w:num>
   <w:numIdMacAtCleanup w:val="10"/>
 </w:numbering>

--- a/zht/docx/054.content.docx
+++ b/zht/docx/054.content.docx
@@ -19,7 +19,7 @@
         <w:rPr>
           <w:lang w:val="zh_TW" w:bidi="zh_TW"/>
         </w:rPr>
-        <w:t>Resource: Tyndale Open Study Notes</w:t>
+        <w:t>Resource: Aquifer Open Study Notes (Themes)</w:t>
       </w:r>
       <w:r>
         <w:rPr>
@@ -112,7 +112,7 @@
         <w:rPr>
           <w:lang w:val="zh_TW" w:bidi="zh_TW"/>
         </w:rPr>
-        <w:t>Tyndale Open Study Notes</w:t>
+        <w:t>Aquifer Open Study Notes (Themes)</w:t>
       </w:r>
     </w:p>
     <w:p>

--- a/zht/docx/054.content.docx
+++ b/zht/docx/054.content.docx
@@ -233,36 +233,24 @@
         </w:rPr>
         <w:t>當希西家王想要慶祝逾越節時，他遇到了一個難題。逾越節是紀念以色列從埃及為奴中獲得自由的節日，也是以色列宗教年曆的第一個節日（</w:t>
       </w:r>
-      <w:hyperlink r:id="rId13">
-        <w:r>
-          <w:rPr>
-            <w:lang w:val="zh_TW" w:bidi="zh_TW"/>
-          </w:rPr>
-          <w:rPr>
-            <w:color w:val="0000EE"/>
-            <w:u w:val="single"/>
-          </w:rPr>
-          <w:t>出12:1–2</w:t>
-        </w:r>
-      </w:hyperlink>
+      <w:r>
+        <w:rPr>
+          <w:lang w:val="zh_TW" w:bidi="zh_TW"/>
+        </w:rPr>
+        <w:t>出12:1–2</w:t>
+      </w:r>
       <w:r>
         <w:rPr>
           <w:lang w:val="zh_TW" w:bidi="zh_TW"/>
         </w:rPr>
         <w:t>）。希西家打算恢復以色列對主的敬拜。然而，從他開始推行復興到當年正月之間的時間太短，祭司們沒有足夠的時間準備和召集百姓（</w:t>
       </w:r>
-      <w:hyperlink r:id="rId14">
-        <w:r>
-          <w:rPr>
-            <w:lang w:val="zh_TW" w:bidi="zh_TW"/>
-          </w:rPr>
-          <w:rPr>
-            <w:color w:val="0000EE"/>
-            <w:u w:val="single"/>
-          </w:rPr>
-          <w:t>代下30:2–3</w:t>
-        </w:r>
-      </w:hyperlink>
+      <w:r>
+        <w:rPr>
+          <w:lang w:val="zh_TW" w:bidi="zh_TW"/>
+        </w:rPr>
+        <w:t>代下30:2–3</w:t>
+      </w:r>
       <w:r>
         <w:rPr>
           <w:lang w:val="zh_TW" w:bidi="zh_TW"/>
@@ -283,18 +271,12 @@
         </w:rPr>
         <w:t>希西家將逾越節延後一個月舉行（</w:t>
       </w:r>
-      <w:hyperlink r:id="rId15">
-        <w:r>
-          <w:rPr>
-            <w:lang w:val="zh_TW" w:bidi="zh_TW"/>
-          </w:rPr>
-          <w:rPr>
-            <w:color w:val="0000EE"/>
-            <w:u w:val="single"/>
-          </w:rPr>
-          <w:t>代下30:15</w:t>
-        </w:r>
-      </w:hyperlink>
+      <w:r>
+        <w:rPr>
+          <w:lang w:val="zh_TW" w:bidi="zh_TW"/>
+        </w:rPr>
+        <w:t>代下30:15</w:t>
+      </w:r>
       <w:r>
         <w:rPr>
           <w:lang w:val="zh_TW" w:bidi="zh_TW"/>
@@ -329,36 +311,24 @@
         </w:rPr>
         <w:t>希西家認為參加逾越節比嚴格遵守規定更為重要。他為那些未能妥善準備的朝聖者禱告。雖然他們在不潔淨的情況下無法獻祭，但仍然可以參與逾越節的慶祝。他們持守正確的態度並在禱告中尋求主以致蒙神的恩慈悅納（</w:t>
       </w:r>
-      <w:hyperlink r:id="rId16">
-        <w:r>
-          <w:rPr>
-            <w:lang w:val="zh_TW" w:bidi="zh_TW"/>
-          </w:rPr>
-          <w:rPr>
-            <w:color w:val="0000EE"/>
-            <w:u w:val="single"/>
-          </w:rPr>
-          <w:t>代下30:18–20</w:t>
-        </w:r>
-      </w:hyperlink>
+      <w:r>
+        <w:rPr>
+          <w:lang w:val="zh_TW" w:bidi="zh_TW"/>
+        </w:rPr>
+        <w:t>代下30:18–20</w:t>
+      </w:r>
       <w:r>
         <w:rPr>
           <w:lang w:val="zh_TW" w:bidi="zh_TW"/>
         </w:rPr>
         <w:t>；另見</w:t>
       </w:r>
-      <w:hyperlink r:id="rId17">
-        <w:r>
-          <w:rPr>
-            <w:lang w:val="zh_TW" w:bidi="zh_TW"/>
-          </w:rPr>
-          <w:rPr>
-            <w:color w:val="0000EE"/>
-            <w:u w:val="single"/>
-          </w:rPr>
-          <w:t>林前11:27–34</w:t>
-        </w:r>
-      </w:hyperlink>
+      <w:r>
+        <w:rPr>
+          <w:lang w:val="zh_TW" w:bidi="zh_TW"/>
+        </w:rPr>
+        <w:t>林前11:27–34</w:t>
+      </w:r>
       <w:r>
         <w:rPr>
           <w:lang w:val="zh_TW" w:bidi="zh_TW"/>
@@ -402,162 +372,108 @@
           <w:lang w:val="zh_TW" w:bidi="zh_TW"/>
         </w:rPr>
       </w:r>
-      <w:hyperlink r:id="rId18">
-        <w:r>
-          <w:rPr>
-            <w:lang w:val="zh_TW" w:bidi="zh_TW"/>
-          </w:rPr>
-          <w:rPr>
-            <w:color w:val="0000EE"/>
-            <w:u w:val="single"/>
-          </w:rPr>
-          <w:t>出12:1–30</w:t>
-        </w:r>
-      </w:hyperlink>
+      <w:r>
+        <w:rPr>
+          <w:lang w:val="zh_TW" w:bidi="zh_TW"/>
+        </w:rPr>
+        <w:t>出12:1–30</w:t>
+      </w:r>
       <w:r>
         <w:rPr>
           <w:lang w:val="zh_TW" w:bidi="zh_TW"/>
         </w:rPr>
         <w:t>；</w:t>
       </w:r>
-      <w:hyperlink r:id="rId19">
-        <w:r>
-          <w:rPr>
-            <w:lang w:val="zh_TW" w:bidi="zh_TW"/>
-          </w:rPr>
-          <w:rPr>
-            <w:color w:val="0000EE"/>
-            <w:u w:val="single"/>
-          </w:rPr>
-          <w:t>王下5:17–19</w:t>
-        </w:r>
-      </w:hyperlink>
+      <w:r>
+        <w:rPr>
+          <w:lang w:val="zh_TW" w:bidi="zh_TW"/>
+        </w:rPr>
+        <w:t>王下5:17–19</w:t>
+      </w:r>
       <w:r>
         <w:rPr>
           <w:lang w:val="zh_TW" w:bidi="zh_TW"/>
         </w:rPr>
         <w:t>；</w:t>
       </w:r>
-      <w:hyperlink r:id="rId20">
-        <w:r>
-          <w:rPr>
-            <w:lang w:val="zh_TW" w:bidi="zh_TW"/>
-          </w:rPr>
-          <w:rPr>
-            <w:color w:val="0000EE"/>
-            <w:u w:val="single"/>
-          </w:rPr>
-          <w:t>代下30:1–27</w:t>
-        </w:r>
-      </w:hyperlink>
+      <w:r>
+        <w:rPr>
+          <w:lang w:val="zh_TW" w:bidi="zh_TW"/>
+        </w:rPr>
+        <w:t>代下30:1–27</w:t>
+      </w:r>
       <w:r>
         <w:rPr>
           <w:lang w:val="zh_TW" w:bidi="zh_TW"/>
         </w:rPr>
         <w:t>；</w:t>
       </w:r>
-      <w:hyperlink r:id="rId21">
-        <w:r>
-          <w:rPr>
-            <w:lang w:val="zh_TW" w:bidi="zh_TW"/>
-          </w:rPr>
-          <w:rPr>
-            <w:color w:val="0000EE"/>
-            <w:u w:val="single"/>
-          </w:rPr>
-          <w:t>太15:21–28</w:t>
-        </w:r>
-      </w:hyperlink>
+      <w:r>
+        <w:rPr>
+          <w:lang w:val="zh_TW" w:bidi="zh_TW"/>
+        </w:rPr>
+        <w:t>太15:21–28</w:t>
+      </w:r>
       <w:r>
         <w:rPr>
           <w:lang w:val="zh_TW" w:bidi="zh_TW"/>
         </w:rPr>
         <w:t>；</w:t>
       </w:r>
-      <w:hyperlink r:id="rId22">
-        <w:r>
-          <w:rPr>
-            <w:lang w:val="zh_TW" w:bidi="zh_TW"/>
-          </w:rPr>
-          <w:rPr>
-            <w:color w:val="0000EE"/>
-            <w:u w:val="single"/>
-          </w:rPr>
-          <w:t>約8:1–11</w:t>
-        </w:r>
-      </w:hyperlink>
+      <w:r>
+        <w:rPr>
+          <w:lang w:val="zh_TW" w:bidi="zh_TW"/>
+        </w:rPr>
+        <w:t>約8:1–11</w:t>
+      </w:r>
       <w:r>
         <w:rPr>
           <w:lang w:val="zh_TW" w:bidi="zh_TW"/>
         </w:rPr>
         <w:t>；</w:t>
       </w:r>
-      <w:hyperlink r:id="rId23">
-        <w:r>
-          <w:rPr>
-            <w:lang w:val="zh_TW" w:bidi="zh_TW"/>
-          </w:rPr>
-          <w:rPr>
-            <w:color w:val="0000EE"/>
-            <w:u w:val="single"/>
-          </w:rPr>
-          <w:t>羅3:23–28</w:t>
-        </w:r>
-      </w:hyperlink>
+      <w:r>
+        <w:rPr>
+          <w:lang w:val="zh_TW" w:bidi="zh_TW"/>
+        </w:rPr>
+        <w:t>羅3:23–28</w:t>
+      </w:r>
       <w:r>
         <w:rPr>
           <w:lang w:val="zh_TW" w:bidi="zh_TW"/>
         </w:rPr>
         <w:t>；</w:t>
       </w:r>
-      <w:hyperlink r:id="rId17">
-        <w:r>
-          <w:rPr>
-            <w:lang w:val="zh_TW" w:bidi="zh_TW"/>
-          </w:rPr>
-          <w:rPr>
-            <w:color w:val="0000EE"/>
-            <w:u w:val="single"/>
-          </w:rPr>
-          <w:t>林前11:27–34</w:t>
-        </w:r>
-      </w:hyperlink>
+      <w:r>
+        <w:rPr>
+          <w:lang w:val="zh_TW" w:bidi="zh_TW"/>
+        </w:rPr>
+        <w:t>林前11:27–34</w:t>
+      </w:r>
       <w:r>
         <w:rPr>
           <w:lang w:val="zh_TW" w:bidi="zh_TW"/>
         </w:rPr>
         <w:t>；</w:t>
       </w:r>
-      <w:hyperlink r:id="rId24">
-        <w:r>
-          <w:rPr>
-            <w:lang w:val="zh_TW" w:bidi="zh_TW"/>
-          </w:rPr>
-          <w:rPr>
-            <w:color w:val="0000EE"/>
-            <w:u w:val="single"/>
-          </w:rPr>
-          <w:t>來9:13–15</w:t>
-        </w:r>
-      </w:hyperlink>
+      <w:r>
+        <w:rPr>
+          <w:lang w:val="zh_TW" w:bidi="zh_TW"/>
+        </w:rPr>
+        <w:t>來9:13–15</w:t>
+      </w:r>
       <w:r>
         <w:rPr>
           <w:lang w:val="zh_TW" w:bidi="zh_TW"/>
         </w:rPr>
         <w:t>；</w:t>
       </w:r>
-      <w:hyperlink r:id="rId25">
-        <w:r>
-          <w:rPr>
-            <w:lang w:val="zh_TW" w:bidi="zh_TW"/>
-          </w:rPr>
-          <w:rPr>
-            <w:color w:val="0000EE"/>
-            <w:u w:val="single"/>
-          </w:rPr>
-          <w:t>雅5:16</w:t>
-        </w:r>
-      </w:hyperlink>
+      <w:r>
+        <w:rPr>
+          <w:lang w:val="zh_TW" w:bidi="zh_TW"/>
+        </w:rPr>
+        <w:t>雅5:16</w:t>
+      </w:r>
       <w:r>
         <w:rPr>
           <w:lang w:val="zh_TW" w:bidi="zh_TW"/>
@@ -606,36 +522,24 @@
         </w:rPr>
         <w:t>律法是神與以色列民族特殊協議（盟約）的核心。許多使徒保羅時代的猶太人，包括猶太基督徒，仍認為律法對生活至關重要。因此，保羅經常在他的書信中探討律法的問題，特別是羅馬書和加拉太書。他在</w:t>
       </w:r>
-      <w:hyperlink r:id="rId26">
-        <w:r>
-          <w:rPr>
-            <w:lang w:val="zh_TW" w:bidi="zh_TW"/>
-          </w:rPr>
-          <w:rPr>
-            <w:color w:val="0000EE"/>
-            <w:u w:val="single"/>
-          </w:rPr>
-          <w:t>羅馬書七章</w:t>
-        </w:r>
-      </w:hyperlink>
+      <w:r>
+        <w:rPr>
+          <w:lang w:val="zh_TW" w:bidi="zh_TW"/>
+        </w:rPr>
+        <w:t>羅馬書七章</w:t>
+      </w:r>
       <w:r>
         <w:rPr>
           <w:lang w:val="zh_TW" w:bidi="zh_TW"/>
         </w:rPr>
         <w:t>中深入探討了這一點，他主張摩西律法非但沒有改善人們的生活，反而引發罪並帶來死亡（見</w:t>
       </w:r>
-      <w:hyperlink r:id="rId27">
-        <w:r>
-          <w:rPr>
-            <w:lang w:val="zh_TW" w:bidi="zh_TW"/>
-          </w:rPr>
-          <w:rPr>
-            <w:color w:val="0000EE"/>
-            <w:u w:val="single"/>
-          </w:rPr>
-          <w:t>7:5</w:t>
-        </w:r>
-      </w:hyperlink>
+      <w:r>
+        <w:rPr>
+          <w:lang w:val="zh_TW" w:bidi="zh_TW"/>
+        </w:rPr>
+        <w:t>7:5</w:t>
+      </w:r>
       <w:r>
         <w:rPr>
           <w:lang w:val="zh_TW" w:bidi="zh_TW"/>
@@ -656,36 +560,24 @@
         </w:rPr>
         <w:t>保羅希望他的讀者明白，律法不是問題所在。神的律法是良善的、是聖潔的 （</w:t>
       </w:r>
-      <w:hyperlink r:id="rId28">
-        <w:r>
-          <w:rPr>
-            <w:lang w:val="zh_TW" w:bidi="zh_TW"/>
-          </w:rPr>
-          <w:rPr>
-            <w:color w:val="0000EE"/>
-            <w:u w:val="single"/>
-          </w:rPr>
-          <w:t>羅7:12</w:t>
-        </w:r>
-      </w:hyperlink>
+      <w:r>
+        <w:rPr>
+          <w:lang w:val="zh_TW" w:bidi="zh_TW"/>
+        </w:rPr>
+        <w:t>羅7:12</w:t>
+      </w:r>
       <w:r>
         <w:rPr>
           <w:lang w:val="zh_TW" w:bidi="zh_TW"/>
         </w:rPr>
         <w:t>），但它無法改變人類的心或意志。無論保羅描述的是非基督徒、成熟的基督徒，或是不成熟的基督徒，信息都是一樣：律法無法戰勝人類的罪（</w:t>
       </w:r>
-      <w:hyperlink r:id="rId29">
-        <w:r>
-          <w:rPr>
-            <w:lang w:val="zh_TW" w:bidi="zh_TW"/>
-          </w:rPr>
-          <w:rPr>
-            <w:color w:val="0000EE"/>
-            <w:u w:val="single"/>
-          </w:rPr>
-          <w:t>羅7:14–25</w:t>
-        </w:r>
-      </w:hyperlink>
+      <w:r>
+        <w:rPr>
+          <w:lang w:val="zh_TW" w:bidi="zh_TW"/>
+        </w:rPr>
+        <w:t>羅7:14–25</w:t>
+      </w:r>
       <w:r>
         <w:rPr>
           <w:lang w:val="zh_TW" w:bidi="zh_TW"/>
@@ -706,36 +598,24 @@
         </w:rPr>
         <w:t>神將律法賜給因與亞當的詛咒有關聯，而容易被罪的力量控制的人。我們可能想遵守神的命令，但發現這不可能。只有體會神全新而有力的力量，以及耶穌基督裡的恩典，才能拯救我們 （</w:t>
       </w:r>
-      <w:hyperlink r:id="rId30">
-        <w:r>
-          <w:rPr>
-            <w:lang w:val="zh_TW" w:bidi="zh_TW"/>
-          </w:rPr>
-          <w:rPr>
-            <w:color w:val="0000EE"/>
-            <w:u w:val="single"/>
-          </w:rPr>
-          <w:t>羅7:25</w:t>
-        </w:r>
-      </w:hyperlink>
+      <w:r>
+        <w:rPr>
+          <w:lang w:val="zh_TW" w:bidi="zh_TW"/>
+        </w:rPr>
+        <w:t>羅7:25</w:t>
+      </w:r>
       <w:r>
         <w:rPr>
           <w:lang w:val="zh_TW" w:bidi="zh_TW"/>
         </w:rPr>
         <w:t>）。通過神的靈，耶穌使我們從「罪和死的律法」中得自由 （</w:t>
       </w:r>
-      <w:hyperlink r:id="rId31">
-        <w:r>
-          <w:rPr>
-            <w:lang w:val="zh_TW" w:bidi="zh_TW"/>
-          </w:rPr>
-          <w:rPr>
-            <w:color w:val="0000EE"/>
-            <w:u w:val="single"/>
-          </w:rPr>
-          <w:t>羅8:2</w:t>
-        </w:r>
-      </w:hyperlink>
+      <w:r>
+        <w:rPr>
+          <w:lang w:val="zh_TW" w:bidi="zh_TW"/>
+        </w:rPr>
+        <w:t>羅8:2</w:t>
+      </w:r>
       <w:r>
         <w:rPr>
           <w:lang w:val="zh_TW" w:bidi="zh_TW"/>
@@ -779,720 +659,480 @@
           <w:lang w:val="zh_TW" w:bidi="zh_TW"/>
         </w:rPr>
       </w:r>
-      <w:hyperlink r:id="rId32">
-        <w:r>
-          <w:rPr>
-            <w:lang w:val="zh_TW" w:bidi="zh_TW"/>
-          </w:rPr>
-          <w:rPr>
-            <w:color w:val="0000EE"/>
-            <w:u w:val="single"/>
-          </w:rPr>
-          <w:t>申5:1–33</w:t>
-        </w:r>
-      </w:hyperlink>
+      <w:r>
+        <w:rPr>
+          <w:lang w:val="zh_TW" w:bidi="zh_TW"/>
+        </w:rPr>
+        <w:t>申5:1–33</w:t>
+      </w:r>
       <w:r>
         <w:rPr>
           <w:lang w:val="zh_TW" w:bidi="zh_TW"/>
         </w:rPr>
         <w:t>，</w:t>
       </w:r>
-      <w:hyperlink r:id="rId33">
-        <w:r>
-          <w:rPr>
-            <w:lang w:val="zh_TW" w:bidi="zh_TW"/>
-          </w:rPr>
-          <w:rPr>
-            <w:color w:val="0000EE"/>
-            <w:u w:val="single"/>
-          </w:rPr>
-          <w:t>6:17–25</w:t>
-        </w:r>
-      </w:hyperlink>
+      <w:r>
+        <w:rPr>
+          <w:lang w:val="zh_TW" w:bidi="zh_TW"/>
+        </w:rPr>
+        <w:t>6:17–25</w:t>
+      </w:r>
       <w:r>
         <w:rPr>
           <w:lang w:val="zh_TW" w:bidi="zh_TW"/>
         </w:rPr>
         <w:t>；</w:t>
       </w:r>
-      <w:hyperlink r:id="rId34">
-        <w:r>
-          <w:rPr>
-            <w:lang w:val="zh_TW" w:bidi="zh_TW"/>
-          </w:rPr>
-          <w:rPr>
-            <w:color w:val="0000EE"/>
-            <w:u w:val="single"/>
-          </w:rPr>
-          <w:t>書24:19–27</w:t>
-        </w:r>
-      </w:hyperlink>
+      <w:r>
+        <w:rPr>
+          <w:lang w:val="zh_TW" w:bidi="zh_TW"/>
+        </w:rPr>
+        <w:t>書24:19–27</w:t>
+      </w:r>
       <w:r>
         <w:rPr>
           <w:lang w:val="zh_TW" w:bidi="zh_TW"/>
         </w:rPr>
         <w:t>；</w:t>
       </w:r>
-      <w:hyperlink r:id="rId35">
-        <w:r>
-          <w:rPr>
-            <w:lang w:val="zh_TW" w:bidi="zh_TW"/>
-          </w:rPr>
-          <w:rPr>
-            <w:color w:val="0000EE"/>
-            <w:u w:val="single"/>
-          </w:rPr>
-          <w:t>拉7:25–26</w:t>
-        </w:r>
-      </w:hyperlink>
+      <w:r>
+        <w:rPr>
+          <w:lang w:val="zh_TW" w:bidi="zh_TW"/>
+        </w:rPr>
+        <w:t>拉7:25–26</w:t>
+      </w:r>
       <w:r>
         <w:rPr>
           <w:lang w:val="zh_TW" w:bidi="zh_TW"/>
         </w:rPr>
         <w:t>；</w:t>
       </w:r>
-      <w:hyperlink r:id="rId36">
-        <w:r>
-          <w:rPr>
-            <w:lang w:val="zh_TW" w:bidi="zh_TW"/>
-          </w:rPr>
-          <w:rPr>
-            <w:color w:val="0000EE"/>
-            <w:u w:val="single"/>
-          </w:rPr>
-          <w:t>詩1:1–3</w:t>
-        </w:r>
-      </w:hyperlink>
+      <w:r>
+        <w:rPr>
+          <w:lang w:val="zh_TW" w:bidi="zh_TW"/>
+        </w:rPr>
+        <w:t>詩1:1–3</w:t>
+      </w:r>
       <w:r>
         <w:rPr>
           <w:lang w:val="zh_TW" w:bidi="zh_TW"/>
         </w:rPr>
         <w:t>，</w:t>
       </w:r>
-      <w:hyperlink r:id="rId37">
-        <w:r>
-          <w:rPr>
-            <w:lang w:val="zh_TW" w:bidi="zh_TW"/>
-          </w:rPr>
-          <w:rPr>
-            <w:color w:val="0000EE"/>
-            <w:u w:val="single"/>
-          </w:rPr>
-          <w:t>19:7–14</w:t>
-        </w:r>
-      </w:hyperlink>
+      <w:r>
+        <w:rPr>
+          <w:lang w:val="zh_TW" w:bidi="zh_TW"/>
+        </w:rPr>
+        <w:t>19:7–14</w:t>
+      </w:r>
       <w:r>
         <w:rPr>
           <w:lang w:val="zh_TW" w:bidi="zh_TW"/>
         </w:rPr>
         <w:t>，</w:t>
       </w:r>
-      <w:hyperlink r:id="rId38">
-        <w:r>
-          <w:rPr>
-            <w:lang w:val="zh_TW" w:bidi="zh_TW"/>
-          </w:rPr>
-          <w:rPr>
-            <w:color w:val="0000EE"/>
-            <w:u w:val="single"/>
-          </w:rPr>
-          <w:t>78:56–59</w:t>
-        </w:r>
-      </w:hyperlink>
+      <w:r>
+        <w:rPr>
+          <w:lang w:val="zh_TW" w:bidi="zh_TW"/>
+        </w:rPr>
+        <w:t>78:56–59</w:t>
+      </w:r>
       <w:r>
         <w:rPr>
           <w:lang w:val="zh_TW" w:bidi="zh_TW"/>
         </w:rPr>
         <w:t>，</w:t>
       </w:r>
-      <w:hyperlink r:id="rId39">
-        <w:r>
-          <w:rPr>
-            <w:lang w:val="zh_TW" w:bidi="zh_TW"/>
-          </w:rPr>
-          <w:rPr>
-            <w:color w:val="0000EE"/>
-            <w:u w:val="single"/>
-          </w:rPr>
-          <w:t>119:144</w:t>
-        </w:r>
-      </w:hyperlink>
+      <w:r>
+        <w:rPr>
+          <w:lang w:val="zh_TW" w:bidi="zh_TW"/>
+        </w:rPr>
+        <w:t>119:144</w:t>
+      </w:r>
       <w:r>
         <w:rPr>
           <w:lang w:val="zh_TW" w:bidi="zh_TW"/>
         </w:rPr>
         <w:t>；</w:t>
       </w:r>
-      <w:hyperlink r:id="rId40">
-        <w:r>
-          <w:rPr>
-            <w:lang w:val="zh_TW" w:bidi="zh_TW"/>
-          </w:rPr>
-          <w:rPr>
-            <w:color w:val="0000EE"/>
-            <w:u w:val="single"/>
-          </w:rPr>
-          <w:t>賽24:5</w:t>
-        </w:r>
-      </w:hyperlink>
+      <w:r>
+        <w:rPr>
+          <w:lang w:val="zh_TW" w:bidi="zh_TW"/>
+        </w:rPr>
+        <w:t>賽24:5</w:t>
+      </w:r>
       <w:r>
         <w:rPr>
           <w:lang w:val="zh_TW" w:bidi="zh_TW"/>
         </w:rPr>
         <w:t>，</w:t>
       </w:r>
-      <w:hyperlink r:id="rId41">
-        <w:r>
-          <w:rPr>
-            <w:lang w:val="zh_TW" w:bidi="zh_TW"/>
-          </w:rPr>
-          <w:rPr>
-            <w:color w:val="0000EE"/>
-            <w:u w:val="single"/>
-          </w:rPr>
-          <w:t>26:4–8</w:t>
-        </w:r>
-      </w:hyperlink>
+      <w:r>
+        <w:rPr>
+          <w:lang w:val="zh_TW" w:bidi="zh_TW"/>
+        </w:rPr>
+        <w:t>26:4–8</w:t>
+      </w:r>
       <w:r>
         <w:rPr>
           <w:lang w:val="zh_TW" w:bidi="zh_TW"/>
         </w:rPr>
         <w:t>；</w:t>
       </w:r>
-      <w:hyperlink r:id="rId42">
-        <w:r>
-          <w:rPr>
-            <w:lang w:val="zh_TW" w:bidi="zh_TW"/>
-          </w:rPr>
-          <w:rPr>
-            <w:color w:val="0000EE"/>
-            <w:u w:val="single"/>
-          </w:rPr>
-          <w:t>耶31:33–34</w:t>
-        </w:r>
-      </w:hyperlink>
+      <w:r>
+        <w:rPr>
+          <w:lang w:val="zh_TW" w:bidi="zh_TW"/>
+        </w:rPr>
+        <w:t>耶31:33–34</w:t>
+      </w:r>
       <w:r>
         <w:rPr>
           <w:lang w:val="zh_TW" w:bidi="zh_TW"/>
         </w:rPr>
         <w:t>；</w:t>
       </w:r>
-      <w:hyperlink r:id="rId43">
-        <w:r>
-          <w:rPr>
-            <w:lang w:val="zh_TW" w:bidi="zh_TW"/>
-          </w:rPr>
-          <w:rPr>
-            <w:color w:val="0000EE"/>
-            <w:u w:val="single"/>
-          </w:rPr>
-          <w:t>何4:6</w:t>
-        </w:r>
-      </w:hyperlink>
+      <w:r>
+        <w:rPr>
+          <w:lang w:val="zh_TW" w:bidi="zh_TW"/>
+        </w:rPr>
+        <w:t>何4:6</w:t>
+      </w:r>
       <w:r>
         <w:rPr>
           <w:lang w:val="zh_TW" w:bidi="zh_TW"/>
         </w:rPr>
         <w:t>，</w:t>
       </w:r>
-      <w:hyperlink r:id="rId44">
-        <w:r>
-          <w:rPr>
-            <w:lang w:val="zh_TW" w:bidi="zh_TW"/>
-          </w:rPr>
-          <w:rPr>
-            <w:color w:val="0000EE"/>
-            <w:u w:val="single"/>
-          </w:rPr>
-          <w:t>8:12</w:t>
-        </w:r>
-      </w:hyperlink>
+      <w:r>
+        <w:rPr>
+          <w:lang w:val="zh_TW" w:bidi="zh_TW"/>
+        </w:rPr>
+        <w:t>8:12</w:t>
+      </w:r>
       <w:r>
         <w:rPr>
           <w:lang w:val="zh_TW" w:bidi="zh_TW"/>
         </w:rPr>
         <w:t>；</w:t>
       </w:r>
-      <w:hyperlink r:id="rId45">
-        <w:r>
-          <w:rPr>
-            <w:lang w:val="zh_TW" w:bidi="zh_TW"/>
-          </w:rPr>
-          <w:rPr>
-            <w:color w:val="0000EE"/>
-            <w:u w:val="single"/>
-          </w:rPr>
-          <w:t>哈1:4</w:t>
-        </w:r>
-      </w:hyperlink>
+      <w:r>
+        <w:rPr>
+          <w:lang w:val="zh_TW" w:bidi="zh_TW"/>
+        </w:rPr>
+        <w:t>哈1:4</w:t>
+      </w:r>
       <w:r>
         <w:rPr>
           <w:lang w:val="zh_TW" w:bidi="zh_TW"/>
         </w:rPr>
         <w:t>；</w:t>
       </w:r>
-      <w:hyperlink r:id="rId46">
-        <w:r>
-          <w:rPr>
-            <w:lang w:val="zh_TW" w:bidi="zh_TW"/>
-          </w:rPr>
-          <w:rPr>
-            <w:color w:val="0000EE"/>
-            <w:u w:val="single"/>
-          </w:rPr>
-          <w:t>太5:17–20</w:t>
-        </w:r>
-      </w:hyperlink>
+      <w:r>
+        <w:rPr>
+          <w:lang w:val="zh_TW" w:bidi="zh_TW"/>
+        </w:rPr>
+        <w:t>太5:17–20</w:t>
+      </w:r>
       <w:r>
         <w:rPr>
           <w:lang w:val="zh_TW" w:bidi="zh_TW"/>
         </w:rPr>
         <w:t>，</w:t>
       </w:r>
-      <w:hyperlink r:id="rId47">
-        <w:r>
-          <w:rPr>
-            <w:lang w:val="zh_TW" w:bidi="zh_TW"/>
-          </w:rPr>
-          <w:rPr>
-            <w:color w:val="0000EE"/>
-            <w:u w:val="single"/>
-          </w:rPr>
-          <w:t>7:12</w:t>
-        </w:r>
-      </w:hyperlink>
+      <w:r>
+        <w:rPr>
+          <w:lang w:val="zh_TW" w:bidi="zh_TW"/>
+        </w:rPr>
+        <w:t>7:12</w:t>
+      </w:r>
       <w:r>
         <w:rPr>
           <w:lang w:val="zh_TW" w:bidi="zh_TW"/>
         </w:rPr>
         <w:t>；</w:t>
       </w:r>
-      <w:hyperlink r:id="rId48">
-        <w:r>
-          <w:rPr>
-            <w:lang w:val="zh_TW" w:bidi="zh_TW"/>
-          </w:rPr>
-          <w:rPr>
-            <w:color w:val="0000EE"/>
-            <w:u w:val="single"/>
-          </w:rPr>
-          <w:t>可7:8–9</w:t>
-        </w:r>
-      </w:hyperlink>
+      <w:r>
+        <w:rPr>
+          <w:lang w:val="zh_TW" w:bidi="zh_TW"/>
+        </w:rPr>
+        <w:t>可7:8–9</w:t>
+      </w:r>
       <w:r>
         <w:rPr>
           <w:lang w:val="zh_TW" w:bidi="zh_TW"/>
         </w:rPr>
         <w:t>；</w:t>
       </w:r>
-      <w:hyperlink r:id="rId49">
-        <w:r>
-          <w:rPr>
-            <w:lang w:val="zh_TW" w:bidi="zh_TW"/>
-          </w:rPr>
-          <w:rPr>
-            <w:color w:val="0000EE"/>
-            <w:u w:val="single"/>
-          </w:rPr>
-          <w:t>路16:16–17</w:t>
-        </w:r>
-      </w:hyperlink>
+      <w:r>
+        <w:rPr>
+          <w:lang w:val="zh_TW" w:bidi="zh_TW"/>
+        </w:rPr>
+        <w:t>路16:16–17</w:t>
+      </w:r>
       <w:r>
         <w:rPr>
           <w:lang w:val="zh_TW" w:bidi="zh_TW"/>
         </w:rPr>
         <w:t>；</w:t>
       </w:r>
-      <w:hyperlink r:id="rId50">
-        <w:r>
-          <w:rPr>
-            <w:lang w:val="zh_TW" w:bidi="zh_TW"/>
-          </w:rPr>
-          <w:rPr>
-            <w:color w:val="0000EE"/>
-            <w:u w:val="single"/>
-          </w:rPr>
-          <w:t>約1:16–17</w:t>
-        </w:r>
-      </w:hyperlink>
+      <w:r>
+        <w:rPr>
+          <w:lang w:val="zh_TW" w:bidi="zh_TW"/>
+        </w:rPr>
+        <w:t>約1:16–17</w:t>
+      </w:r>
       <w:r>
         <w:rPr>
           <w:lang w:val="zh_TW" w:bidi="zh_TW"/>
         </w:rPr>
         <w:t>，</w:t>
       </w:r>
-      <w:hyperlink r:id="rId51">
-        <w:r>
-          <w:rPr>
-            <w:lang w:val="zh_TW" w:bidi="zh_TW"/>
-          </w:rPr>
-          <w:rPr>
-            <w:color w:val="0000EE"/>
-            <w:u w:val="single"/>
-          </w:rPr>
-          <w:t>7:19</w:t>
-        </w:r>
-      </w:hyperlink>
+      <w:r>
+        <w:rPr>
+          <w:lang w:val="zh_TW" w:bidi="zh_TW"/>
+        </w:rPr>
+        <w:t>7:19</w:t>
+      </w:r>
       <w:r>
         <w:rPr>
           <w:lang w:val="zh_TW" w:bidi="zh_TW"/>
         </w:rPr>
         <w:t>；</w:t>
       </w:r>
-      <w:hyperlink r:id="rId52">
-        <w:r>
-          <w:rPr>
-            <w:lang w:val="zh_TW" w:bidi="zh_TW"/>
-          </w:rPr>
-          <w:rPr>
-            <w:color w:val="0000EE"/>
-            <w:u w:val="single"/>
-          </w:rPr>
-          <w:t>徒13:38–39</w:t>
-        </w:r>
-      </w:hyperlink>
+      <w:r>
+        <w:rPr>
+          <w:lang w:val="zh_TW" w:bidi="zh_TW"/>
+        </w:rPr>
+        <w:t>徒13:38–39</w:t>
+      </w:r>
       <w:r>
         <w:rPr>
           <w:lang w:val="zh_TW" w:bidi="zh_TW"/>
         </w:rPr>
         <w:t>；</w:t>
       </w:r>
-      <w:hyperlink r:id="rId53">
-        <w:r>
-          <w:rPr>
-            <w:lang w:val="zh_TW" w:bidi="zh_TW"/>
-          </w:rPr>
-          <w:rPr>
-            <w:color w:val="0000EE"/>
-            <w:u w:val="single"/>
-          </w:rPr>
-          <w:t>羅2:13–29</w:t>
-        </w:r>
-      </w:hyperlink>
+      <w:r>
+        <w:rPr>
+          <w:lang w:val="zh_TW" w:bidi="zh_TW"/>
+        </w:rPr>
+        <w:t>羅2:13–29</w:t>
+      </w:r>
       <w:r>
         <w:rPr>
           <w:lang w:val="zh_TW" w:bidi="zh_TW"/>
         </w:rPr>
         <w:t>，</w:t>
       </w:r>
-      <w:hyperlink r:id="rId54">
-        <w:r>
-          <w:rPr>
-            <w:lang w:val="zh_TW" w:bidi="zh_TW"/>
-          </w:rPr>
-          <w:rPr>
-            <w:color w:val="0000EE"/>
-            <w:u w:val="single"/>
-          </w:rPr>
-          <w:t>3:19–21</w:t>
-        </w:r>
-      </w:hyperlink>
+      <w:r>
+        <w:rPr>
+          <w:lang w:val="zh_TW" w:bidi="zh_TW"/>
+        </w:rPr>
+        <w:t>3:19–21</w:t>
+      </w:r>
       <w:r>
         <w:rPr>
           <w:lang w:val="zh_TW" w:bidi="zh_TW"/>
         </w:rPr>
         <w:t>、</w:t>
       </w:r>
-      <w:hyperlink r:id="rId55">
-        <w:r>
-          <w:rPr>
-            <w:lang w:val="zh_TW" w:bidi="zh_TW"/>
-          </w:rPr>
-          <w:rPr>
-            <w:color w:val="0000EE"/>
-            <w:u w:val="single"/>
-          </w:rPr>
-          <w:t>27–28</w:t>
-        </w:r>
-      </w:hyperlink>
+      <w:r>
+        <w:rPr>
+          <w:lang w:val="zh_TW" w:bidi="zh_TW"/>
+        </w:rPr>
+        <w:t>27–28</w:t>
+      </w:r>
       <w:r>
         <w:rPr>
           <w:lang w:val="zh_TW" w:bidi="zh_TW"/>
         </w:rPr>
         <w:t>，</w:t>
       </w:r>
-      <w:hyperlink r:id="rId56">
-        <w:r>
-          <w:rPr>
-            <w:lang w:val="zh_TW" w:bidi="zh_TW"/>
-          </w:rPr>
-          <w:rPr>
-            <w:color w:val="0000EE"/>
-            <w:u w:val="single"/>
-          </w:rPr>
-          <w:t>4:13–16</w:t>
-        </w:r>
-      </w:hyperlink>
+      <w:r>
+        <w:rPr>
+          <w:lang w:val="zh_TW" w:bidi="zh_TW"/>
+        </w:rPr>
+        <w:t>4:13–16</w:t>
+      </w:r>
       <w:r>
         <w:rPr>
           <w:lang w:val="zh_TW" w:bidi="zh_TW"/>
         </w:rPr>
         <w:t>，</w:t>
       </w:r>
-      <w:hyperlink r:id="rId26">
-        <w:r>
-          <w:rPr>
-            <w:lang w:val="zh_TW" w:bidi="zh_TW"/>
-          </w:rPr>
-          <w:rPr>
-            <w:color w:val="0000EE"/>
-            <w:u w:val="single"/>
-          </w:rPr>
-          <w:t>7:1–25</w:t>
-        </w:r>
-      </w:hyperlink>
+      <w:r>
+        <w:rPr>
+          <w:lang w:val="zh_TW" w:bidi="zh_TW"/>
+        </w:rPr>
+        <w:t>7:1–25</w:t>
+      </w:r>
       <w:r>
         <w:rPr>
           <w:lang w:val="zh_TW" w:bidi="zh_TW"/>
         </w:rPr>
         <w:t>，</w:t>
       </w:r>
-      <w:hyperlink r:id="rId57">
-        <w:r>
-          <w:rPr>
-            <w:lang w:val="zh_TW" w:bidi="zh_TW"/>
-          </w:rPr>
-          <w:rPr>
-            <w:color w:val="0000EE"/>
-            <w:u w:val="single"/>
-          </w:rPr>
-          <w:t>8:3–4</w:t>
-        </w:r>
-      </w:hyperlink>
+      <w:r>
+        <w:rPr>
+          <w:lang w:val="zh_TW" w:bidi="zh_TW"/>
+        </w:rPr>
+        <w:t>8:3–4</w:t>
+      </w:r>
       <w:r>
         <w:rPr>
           <w:lang w:val="zh_TW" w:bidi="zh_TW"/>
         </w:rPr>
         <w:t>、</w:t>
       </w:r>
-      <w:hyperlink r:id="rId58">
-        <w:r>
-          <w:rPr>
-            <w:lang w:val="zh_TW" w:bidi="zh_TW"/>
-          </w:rPr>
-          <w:rPr>
-            <w:color w:val="0000EE"/>
-            <w:u w:val="single"/>
-          </w:rPr>
-          <w:t>7</w:t>
-        </w:r>
-      </w:hyperlink>
+      <w:r>
+        <w:rPr>
+          <w:lang w:val="zh_TW" w:bidi="zh_TW"/>
+        </w:rPr>
+        <w:t>7</w:t>
+      </w:r>
       <w:r>
         <w:rPr>
           <w:lang w:val="zh_TW" w:bidi="zh_TW"/>
         </w:rPr>
         <w:t>，</w:t>
       </w:r>
-      <w:hyperlink r:id="rId59">
-        <w:r>
-          <w:rPr>
-            <w:lang w:val="zh_TW" w:bidi="zh_TW"/>
-          </w:rPr>
-          <w:rPr>
-            <w:color w:val="0000EE"/>
-            <w:u w:val="single"/>
-          </w:rPr>
-          <w:t>9:4</w:t>
-        </w:r>
-      </w:hyperlink>
+      <w:r>
+        <w:rPr>
+          <w:lang w:val="zh_TW" w:bidi="zh_TW"/>
+        </w:rPr>
+        <w:t>9:4</w:t>
+      </w:r>
       <w:r>
         <w:rPr>
           <w:lang w:val="zh_TW" w:bidi="zh_TW"/>
         </w:rPr>
         <w:t>、</w:t>
       </w:r>
-      <w:hyperlink r:id="rId60">
-        <w:r>
-          <w:rPr>
-            <w:lang w:val="zh_TW" w:bidi="zh_TW"/>
-          </w:rPr>
-          <w:rPr>
-            <w:color w:val="0000EE"/>
-            <w:u w:val="single"/>
-          </w:rPr>
-          <w:t>31–32</w:t>
-        </w:r>
-      </w:hyperlink>
+      <w:r>
+        <w:rPr>
+          <w:lang w:val="zh_TW" w:bidi="zh_TW"/>
+        </w:rPr>
+        <w:t>31–32</w:t>
+      </w:r>
       <w:r>
         <w:rPr>
           <w:lang w:val="zh_TW" w:bidi="zh_TW"/>
         </w:rPr>
         <w:t>，</w:t>
       </w:r>
-      <w:hyperlink r:id="rId61">
-        <w:r>
-          <w:rPr>
-            <w:lang w:val="zh_TW" w:bidi="zh_TW"/>
-          </w:rPr>
-          <w:rPr>
-            <w:color w:val="0000EE"/>
-            <w:u w:val="single"/>
-          </w:rPr>
-          <w:t>10:3–5</w:t>
-        </w:r>
-      </w:hyperlink>
+      <w:r>
+        <w:rPr>
+          <w:lang w:val="zh_TW" w:bidi="zh_TW"/>
+        </w:rPr>
+        <w:t>10:3–5</w:t>
+      </w:r>
       <w:r>
         <w:rPr>
           <w:lang w:val="zh_TW" w:bidi="zh_TW"/>
         </w:rPr>
         <w:t>；</w:t>
       </w:r>
-      <w:hyperlink r:id="rId62">
-        <w:r>
-          <w:rPr>
-            <w:lang w:val="zh_TW" w:bidi="zh_TW"/>
-          </w:rPr>
-          <w:rPr>
-            <w:color w:val="0000EE"/>
-            <w:u w:val="single"/>
-          </w:rPr>
-          <w:t>加2:16–21</w:t>
-        </w:r>
-      </w:hyperlink>
+      <w:r>
+        <w:rPr>
+          <w:lang w:val="zh_TW" w:bidi="zh_TW"/>
+        </w:rPr>
+        <w:t>加2:16–21</w:t>
+      </w:r>
       <w:r>
         <w:rPr>
           <w:lang w:val="zh_TW" w:bidi="zh_TW"/>
         </w:rPr>
         <w:t>，</w:t>
       </w:r>
-      <w:hyperlink r:id="rId63">
-        <w:r>
-          <w:rPr>
-            <w:lang w:val="zh_TW" w:bidi="zh_TW"/>
-          </w:rPr>
-          <w:rPr>
-            <w:color w:val="0000EE"/>
-            <w:u w:val="single"/>
-          </w:rPr>
-          <w:t>3:2</w:t>
-        </w:r>
-      </w:hyperlink>
+      <w:r>
+        <w:rPr>
+          <w:lang w:val="zh_TW" w:bidi="zh_TW"/>
+        </w:rPr>
+        <w:t>3:2</w:t>
+      </w:r>
       <w:r>
         <w:rPr>
           <w:lang w:val="zh_TW" w:bidi="zh_TW"/>
         </w:rPr>
         <w:t>、</w:t>
       </w:r>
-      <w:hyperlink r:id="rId64">
-        <w:r>
-          <w:rPr>
-            <w:lang w:val="zh_TW" w:bidi="zh_TW"/>
-          </w:rPr>
-          <w:rPr>
-            <w:color w:val="0000EE"/>
-            <w:u w:val="single"/>
-          </w:rPr>
-          <w:t>10–13</w:t>
-        </w:r>
-      </w:hyperlink>
+      <w:r>
+        <w:rPr>
+          <w:lang w:val="zh_TW" w:bidi="zh_TW"/>
+        </w:rPr>
+        <w:t>10–13</w:t>
+      </w:r>
       <w:r>
         <w:rPr>
           <w:lang w:val="zh_TW" w:bidi="zh_TW"/>
         </w:rPr>
         <w:t>、</w:t>
       </w:r>
-      <w:hyperlink r:id="rId65">
-        <w:r>
-          <w:rPr>
-            <w:lang w:val="zh_TW" w:bidi="zh_TW"/>
-          </w:rPr>
-          <w:rPr>
-            <w:color w:val="0000EE"/>
-            <w:u w:val="single"/>
-          </w:rPr>
-          <w:t>17–25</w:t>
-        </w:r>
-      </w:hyperlink>
+      <w:r>
+        <w:rPr>
+          <w:lang w:val="zh_TW" w:bidi="zh_TW"/>
+        </w:rPr>
+        <w:t>17–25</w:t>
+      </w:r>
       <w:r>
         <w:rPr>
           <w:lang w:val="zh_TW" w:bidi="zh_TW"/>
         </w:rPr>
         <w:t>，</w:t>
       </w:r>
-      <w:hyperlink r:id="rId66">
-        <w:r>
-          <w:rPr>
-            <w:lang w:val="zh_TW" w:bidi="zh_TW"/>
-          </w:rPr>
-          <w:rPr>
-            <w:color w:val="0000EE"/>
-            <w:u w:val="single"/>
-          </w:rPr>
-          <w:t>5:1–4</w:t>
-        </w:r>
-      </w:hyperlink>
+      <w:r>
+        <w:rPr>
+          <w:lang w:val="zh_TW" w:bidi="zh_TW"/>
+        </w:rPr>
+        <w:t>5:1–4</w:t>
+      </w:r>
       <w:r>
         <w:rPr>
           <w:lang w:val="zh_TW" w:bidi="zh_TW"/>
         </w:rPr>
         <w:t>；</w:t>
       </w:r>
-      <w:hyperlink r:id="rId67">
-        <w:r>
-          <w:rPr>
-            <w:lang w:val="zh_TW" w:bidi="zh_TW"/>
-          </w:rPr>
-          <w:rPr>
-            <w:color w:val="0000EE"/>
-            <w:u w:val="single"/>
-          </w:rPr>
-          <w:t>提前1:5–11</w:t>
-        </w:r>
-      </w:hyperlink>
+      <w:r>
+        <w:rPr>
+          <w:lang w:val="zh_TW" w:bidi="zh_TW"/>
+        </w:rPr>
+        <w:t>提前1:5–11</w:t>
+      </w:r>
       <w:r>
         <w:rPr>
           <w:lang w:val="zh_TW" w:bidi="zh_TW"/>
         </w:rPr>
         <w:t>；</w:t>
       </w:r>
-      <w:hyperlink r:id="rId68">
-        <w:r>
-          <w:rPr>
-            <w:lang w:val="zh_TW" w:bidi="zh_TW"/>
-          </w:rPr>
-          <w:rPr>
-            <w:color w:val="0000EE"/>
-            <w:u w:val="single"/>
-          </w:rPr>
-          <w:t>來8:7–13</w:t>
-        </w:r>
-      </w:hyperlink>
+      <w:r>
+        <w:rPr>
+          <w:lang w:val="zh_TW" w:bidi="zh_TW"/>
+        </w:rPr>
+        <w:t>來8:7–13</w:t>
+      </w:r>
       <w:r>
         <w:rPr>
           <w:lang w:val="zh_TW" w:bidi="zh_TW"/>
         </w:rPr>
         <w:t>，</w:t>
       </w:r>
-      <w:hyperlink r:id="rId69">
-        <w:r>
-          <w:rPr>
-            <w:lang w:val="zh_TW" w:bidi="zh_TW"/>
-          </w:rPr>
-          <w:rPr>
-            <w:color w:val="0000EE"/>
-            <w:u w:val="single"/>
-          </w:rPr>
-          <w:t>10:1–18</w:t>
-        </w:r>
-      </w:hyperlink>
+      <w:r>
+        <w:rPr>
+          <w:lang w:val="zh_TW" w:bidi="zh_TW"/>
+        </w:rPr>
+        <w:t>10:1–18</w:t>
+      </w:r>
       <w:r>
         <w:rPr>
           <w:lang w:val="zh_TW" w:bidi="zh_TW"/>
         </w:rPr>
         <w:t>；</w:t>
       </w:r>
-      <w:hyperlink r:id="rId70">
-        <w:r>
-          <w:rPr>
-            <w:lang w:val="zh_TW" w:bidi="zh_TW"/>
-          </w:rPr>
-          <w:rPr>
-            <w:color w:val="0000EE"/>
-            <w:u w:val="single"/>
-          </w:rPr>
-          <w:t>約一3:4–6</w:t>
-        </w:r>
-      </w:hyperlink>
+      <w:r>
+        <w:rPr>
+          <w:lang w:val="zh_TW" w:bidi="zh_TW"/>
+        </w:rPr>
+        <w:t>約一3:4–6</w:t>
+      </w:r>
       <w:r>
         <w:rPr>
           <w:lang w:val="zh_TW" w:bidi="zh_TW"/>
@@ -1555,18 +1195,12 @@
         </w:rPr>
         <w:t>當加拉太的基督徒聽到並接受藉信奉基督得救的好消息時，他們也領受了聖靈。聖靈證明他們是真正的信徒。神不僅賜給他們聖靈，還在他們中間行了神蹟（</w:t>
       </w:r>
-      <w:hyperlink r:id="rId71">
-        <w:r>
-          <w:rPr>
-            <w:lang w:val="zh_TW" w:bidi="zh_TW"/>
-          </w:rPr>
-          <w:rPr>
-            <w:color w:val="0000EE"/>
-            <w:u w:val="single"/>
-          </w:rPr>
-          <w:t>加3:5</w:t>
-        </w:r>
-      </w:hyperlink>
+      <w:r>
+        <w:rPr>
+          <w:lang w:val="zh_TW" w:bidi="zh_TW"/>
+        </w:rPr>
+        <w:t>加3:5</w:t>
+      </w:r>
       <w:r>
         <w:rPr>
           <w:lang w:val="zh_TW" w:bidi="zh_TW"/>
@@ -1667,18 +1301,12 @@
         </w:rPr>
         <w:t>神確實藉著聖靈的工作，透過信心使我們成為義（</w:t>
       </w:r>
-      <w:hyperlink r:id="rId72">
-        <w:r>
-          <w:rPr>
-            <w:lang w:val="zh_TW" w:bidi="zh_TW"/>
-          </w:rPr>
-          <w:rPr>
-            <w:color w:val="0000EE"/>
-            <w:u w:val="single"/>
-          </w:rPr>
-          <w:t>加5:16–26</w:t>
-        </w:r>
-      </w:hyperlink>
+      <w:r>
+        <w:rPr>
+          <w:lang w:val="zh_TW" w:bidi="zh_TW"/>
+        </w:rPr>
+        <w:t>加5:16–26</w:t>
+      </w:r>
       <w:r>
         <w:rPr>
           <w:lang w:val="zh_TW" w:bidi="zh_TW"/>
@@ -1699,18 +1327,12 @@
         </w:rPr>
         <w:t>真正的問題不在於人們不明白對錯。神賜予我們的良心，會在我們做錯事時告訴我們。神的律法使祂對生活的標準更加清晰（</w:t>
       </w:r>
-      <w:hyperlink r:id="rId73">
-        <w:r>
-          <w:rPr>
-            <w:lang w:val="zh_TW" w:bidi="zh_TW"/>
-          </w:rPr>
-          <w:rPr>
-            <w:color w:val="0000EE"/>
-            <w:u w:val="single"/>
-          </w:rPr>
-          <w:t>羅7:7–12</w:t>
-        </w:r>
-      </w:hyperlink>
+      <w:r>
+        <w:rPr>
+          <w:lang w:val="zh_TW" w:bidi="zh_TW"/>
+        </w:rPr>
+        <w:t>羅7:7–12</w:t>
+      </w:r>
       <w:r>
         <w:rPr>
           <w:lang w:val="zh_TW" w:bidi="zh_TW"/>
@@ -1731,54 +1353,36 @@
         </w:rPr>
         <w:t>律法無法改善我們的狀況，但當聖靈引導和主控我們時，祂就改變我們的渴望，使我們做出討神喜悅的事（</w:t>
       </w:r>
-      <w:hyperlink r:id="rId74">
-        <w:r>
-          <w:rPr>
-            <w:lang w:val="zh_TW" w:bidi="zh_TW"/>
-          </w:rPr>
-          <w:rPr>
-            <w:color w:val="0000EE"/>
-            <w:u w:val="single"/>
-          </w:rPr>
-          <w:t>加5:22–23</w:t>
-        </w:r>
-      </w:hyperlink>
+      <w:r>
+        <w:rPr>
+          <w:lang w:val="zh_TW" w:bidi="zh_TW"/>
+        </w:rPr>
+        <w:t>加5:22–23</w:t>
+      </w:r>
       <w:r>
         <w:rPr>
           <w:lang w:val="zh_TW" w:bidi="zh_TW"/>
         </w:rPr>
         <w:t>；</w:t>
       </w:r>
-      <w:hyperlink r:id="rId75">
-        <w:r>
-          <w:rPr>
-            <w:lang w:val="zh_TW" w:bidi="zh_TW"/>
-          </w:rPr>
-          <w:rPr>
-            <w:color w:val="0000EE"/>
-            <w:u w:val="single"/>
-          </w:rPr>
-          <w:t>羅8:5–14</w:t>
-        </w:r>
-      </w:hyperlink>
+      <w:r>
+        <w:rPr>
+          <w:lang w:val="zh_TW" w:bidi="zh_TW"/>
+        </w:rPr>
+        <w:t>羅8:5–14</w:t>
+      </w:r>
       <w:r>
         <w:rPr>
           <w:lang w:val="zh_TW" w:bidi="zh_TW"/>
         </w:rPr>
         <w:t>）。神的靈幫助祂的子民實現律法的真正意義和目的，但遵守律法不應該是我們的主要目標或重點，律法只是我們「訓蒙的師傅」（</w:t>
       </w:r>
-      <w:hyperlink r:id="rId76">
-        <w:r>
-          <w:rPr>
-            <w:lang w:val="zh_TW" w:bidi="zh_TW"/>
-          </w:rPr>
-          <w:rPr>
-            <w:color w:val="0000EE"/>
-            <w:u w:val="single"/>
-          </w:rPr>
-          <w:t>加3:24–25</w:t>
-        </w:r>
-      </w:hyperlink>
+      <w:r>
+        <w:rPr>
+          <w:lang w:val="zh_TW" w:bidi="zh_TW"/>
+        </w:rPr>
+        <w:t>加3:24–25</w:t>
+      </w:r>
       <w:r>
         <w:rPr>
           <w:lang w:val="zh_TW" w:bidi="zh_TW"/>
@@ -1808,234 +1412,156 @@
           <w:lang w:val="zh_TW" w:bidi="zh_TW"/>
         </w:rPr>
       </w:r>
-      <w:hyperlink r:id="rId77">
-        <w:r>
-          <w:rPr>
-            <w:lang w:val="zh_TW" w:bidi="zh_TW"/>
-          </w:rPr>
-          <w:rPr>
-            <w:color w:val="0000EE"/>
-            <w:u w:val="single"/>
-          </w:rPr>
-          <w:t>民11:16–17</w:t>
-        </w:r>
-      </w:hyperlink>
+      <w:r>
+        <w:rPr>
+          <w:lang w:val="zh_TW" w:bidi="zh_TW"/>
+        </w:rPr>
+        <w:t>民11:16–17</w:t>
+      </w:r>
       <w:r>
         <w:rPr>
           <w:lang w:val="zh_TW" w:bidi="zh_TW"/>
         </w:rPr>
         <w:t>、</w:t>
       </w:r>
-      <w:hyperlink r:id="rId78">
-        <w:r>
-          <w:rPr>
-            <w:lang w:val="zh_TW" w:bidi="zh_TW"/>
-          </w:rPr>
-          <w:rPr>
-            <w:color w:val="0000EE"/>
-            <w:u w:val="single"/>
-          </w:rPr>
-          <w:t>24–30</w:t>
-        </w:r>
-      </w:hyperlink>
+      <w:r>
+        <w:rPr>
+          <w:lang w:val="zh_TW" w:bidi="zh_TW"/>
+        </w:rPr>
+        <w:t>24–30</w:t>
+      </w:r>
       <w:r>
         <w:rPr>
           <w:lang w:val="zh_TW" w:bidi="zh_TW"/>
         </w:rPr>
         <w:t>；</w:t>
       </w:r>
-      <w:hyperlink r:id="rId42">
-        <w:r>
-          <w:rPr>
-            <w:lang w:val="zh_TW" w:bidi="zh_TW"/>
-          </w:rPr>
-          <w:rPr>
-            <w:color w:val="0000EE"/>
-            <w:u w:val="single"/>
-          </w:rPr>
-          <w:t>耶31:33–34</w:t>
-        </w:r>
-      </w:hyperlink>
+      <w:r>
+        <w:rPr>
+          <w:lang w:val="zh_TW" w:bidi="zh_TW"/>
+        </w:rPr>
+        <w:t>耶31:33–34</w:t>
+      </w:r>
       <w:r>
         <w:rPr>
           <w:lang w:val="zh_TW" w:bidi="zh_TW"/>
         </w:rPr>
         <w:t>；</w:t>
       </w:r>
-      <w:hyperlink r:id="rId79">
-        <w:r>
-          <w:rPr>
-            <w:lang w:val="zh_TW" w:bidi="zh_TW"/>
-          </w:rPr>
-          <w:rPr>
-            <w:color w:val="0000EE"/>
-            <w:u w:val="single"/>
-          </w:rPr>
-          <w:t>結36:26–27</w:t>
-        </w:r>
-      </w:hyperlink>
+      <w:r>
+        <w:rPr>
+          <w:lang w:val="zh_TW" w:bidi="zh_TW"/>
+        </w:rPr>
+        <w:t>結36:26–27</w:t>
+      </w:r>
       <w:r>
         <w:rPr>
           <w:lang w:val="zh_TW" w:bidi="zh_TW"/>
         </w:rPr>
         <w:t>；</w:t>
       </w:r>
-      <w:hyperlink r:id="rId80">
-        <w:r>
-          <w:rPr>
-            <w:lang w:val="zh_TW" w:bidi="zh_TW"/>
-          </w:rPr>
-          <w:rPr>
-            <w:color w:val="0000EE"/>
-            <w:u w:val="single"/>
-          </w:rPr>
-          <w:t>路24:49</w:t>
-        </w:r>
-      </w:hyperlink>
+      <w:r>
+        <w:rPr>
+          <w:lang w:val="zh_TW" w:bidi="zh_TW"/>
+        </w:rPr>
+        <w:t>路24:49</w:t>
+      </w:r>
       <w:r>
         <w:rPr>
           <w:lang w:val="zh_TW" w:bidi="zh_TW"/>
         </w:rPr>
         <w:t>；</w:t>
       </w:r>
-      <w:hyperlink r:id="rId81">
-        <w:r>
-          <w:rPr>
-            <w:lang w:val="zh_TW" w:bidi="zh_TW"/>
-          </w:rPr>
-          <w:rPr>
-            <w:color w:val="0000EE"/>
-            <w:u w:val="single"/>
-          </w:rPr>
-          <w:t>徒5:32</w:t>
-        </w:r>
-      </w:hyperlink>
+      <w:r>
+        <w:rPr>
+          <w:lang w:val="zh_TW" w:bidi="zh_TW"/>
+        </w:rPr>
+        <w:t>徒5:32</w:t>
+      </w:r>
       <w:r>
         <w:rPr>
           <w:lang w:val="zh_TW" w:bidi="zh_TW"/>
         </w:rPr>
         <w:t>；</w:t>
       </w:r>
-      <w:hyperlink r:id="rId82">
-        <w:r>
-          <w:rPr>
-            <w:lang w:val="zh_TW" w:bidi="zh_TW"/>
-          </w:rPr>
-          <w:rPr>
-            <w:color w:val="0000EE"/>
-            <w:u w:val="single"/>
-          </w:rPr>
-          <w:t>羅7:1–8:17</w:t>
-        </w:r>
-      </w:hyperlink>
+      <w:r>
+        <w:rPr>
+          <w:lang w:val="zh_TW" w:bidi="zh_TW"/>
+        </w:rPr>
+        <w:t>羅7:1–8:17</w:t>
+      </w:r>
       <w:r>
         <w:rPr>
           <w:lang w:val="zh_TW" w:bidi="zh_TW"/>
         </w:rPr>
         <w:t>，</w:t>
       </w:r>
-      <w:hyperlink r:id="rId83">
-        <w:r>
-          <w:rPr>
-            <w:lang w:val="zh_TW" w:bidi="zh_TW"/>
-          </w:rPr>
-          <w:rPr>
-            <w:color w:val="0000EE"/>
-            <w:u w:val="single"/>
-          </w:rPr>
-          <w:t>12:2</w:t>
-        </w:r>
-      </w:hyperlink>
+      <w:r>
+        <w:rPr>
+          <w:lang w:val="zh_TW" w:bidi="zh_TW"/>
+        </w:rPr>
+        <w:t>12:2</w:t>
+      </w:r>
       <w:r>
         <w:rPr>
           <w:lang w:val="zh_TW" w:bidi="zh_TW"/>
         </w:rPr>
         <w:t>；</w:t>
       </w:r>
-      <w:hyperlink r:id="rId84">
-        <w:r>
-          <w:rPr>
-            <w:lang w:val="zh_TW" w:bidi="zh_TW"/>
-          </w:rPr>
-          <w:rPr>
-            <w:color w:val="0000EE"/>
-            <w:u w:val="single"/>
-          </w:rPr>
-          <w:t>林後3:7–18</w:t>
-        </w:r>
-      </w:hyperlink>
+      <w:r>
+        <w:rPr>
+          <w:lang w:val="zh_TW" w:bidi="zh_TW"/>
+        </w:rPr>
+        <w:t>林後3:7–18</w:t>
+      </w:r>
       <w:r>
         <w:rPr>
           <w:lang w:val="zh_TW" w:bidi="zh_TW"/>
         </w:rPr>
         <w:t>；</w:t>
       </w:r>
-      <w:hyperlink r:id="rId85">
-        <w:r>
-          <w:rPr>
-            <w:lang w:val="zh_TW" w:bidi="zh_TW"/>
-          </w:rPr>
-          <w:rPr>
-            <w:color w:val="0000EE"/>
-            <w:u w:val="single"/>
-          </w:rPr>
-          <w:t>加3:2–5</w:t>
-        </w:r>
-      </w:hyperlink>
+      <w:r>
+        <w:rPr>
+          <w:lang w:val="zh_TW" w:bidi="zh_TW"/>
+        </w:rPr>
+        <w:t>加3:2–5</w:t>
+      </w:r>
       <w:r>
         <w:rPr>
           <w:lang w:val="zh_TW" w:bidi="zh_TW"/>
         </w:rPr>
         <w:t>，</w:t>
       </w:r>
-      <w:hyperlink r:id="rId86">
-        <w:r>
-          <w:rPr>
-            <w:lang w:val="zh_TW" w:bidi="zh_TW"/>
-          </w:rPr>
-          <w:rPr>
-            <w:color w:val="0000EE"/>
-            <w:u w:val="single"/>
-          </w:rPr>
-          <w:t>5:5</w:t>
-        </w:r>
-      </w:hyperlink>
+      <w:r>
+        <w:rPr>
+          <w:lang w:val="zh_TW" w:bidi="zh_TW"/>
+        </w:rPr>
+        <w:t>5:5</w:t>
+      </w:r>
       <w:r>
         <w:rPr>
           <w:lang w:val="zh_TW" w:bidi="zh_TW"/>
         </w:rPr>
         <w:t>、</w:t>
       </w:r>
-      <w:hyperlink r:id="rId72">
-        <w:r>
-          <w:rPr>
-            <w:lang w:val="zh_TW" w:bidi="zh_TW"/>
-          </w:rPr>
-          <w:rPr>
-            <w:color w:val="0000EE"/>
-            <w:u w:val="single"/>
-          </w:rPr>
-          <w:t>16–26</w:t>
-        </w:r>
-      </w:hyperlink>
+      <w:r>
+        <w:rPr>
+          <w:lang w:val="zh_TW" w:bidi="zh_TW"/>
+        </w:rPr>
+        <w:t>16–26</w:t>
+      </w:r>
       <w:r>
         <w:rPr>
           <w:lang w:val="zh_TW" w:bidi="zh_TW"/>
         </w:rPr>
         <w:t>；</w:t>
       </w:r>
-      <w:hyperlink r:id="rId87">
-        <w:r>
-          <w:rPr>
-            <w:lang w:val="zh_TW" w:bidi="zh_TW"/>
-          </w:rPr>
-          <w:rPr>
-            <w:color w:val="0000EE"/>
-            <w:u w:val="single"/>
-          </w:rPr>
-          <w:t>來12:14–29</w:t>
-        </w:r>
-      </w:hyperlink>
+      <w:r>
+        <w:rPr>
+          <w:lang w:val="zh_TW" w:bidi="zh_TW"/>
+        </w:rPr>
+        <w:t>來12:14–29</w:t>
+      </w:r>
       <w:r>
         <w:rPr>
           <w:lang w:val="zh_TW" w:bidi="zh_TW"/>
@@ -2098,18 +1624,12 @@
         </w:rPr>
         <w:t>然而，許多猶太人在神所賜的律法之外，又加上許多人所定立的規條，為幾乎每一種情況制定細節規定。他們這樣做，往往是為了避免違反神的律法。但正如耶穌多次指出，這些額外添加的人為規條，有時卻使人無法真正遵行神的旨意 （</w:t>
       </w:r>
-      <w:hyperlink r:id="rId88">
-        <w:r>
-          <w:rPr>
-            <w:lang w:val="zh_TW" w:bidi="zh_TW"/>
-          </w:rPr>
-          <w:rPr>
-            <w:color w:val="0000EE"/>
-            <w:u w:val="single"/>
-          </w:rPr>
-          <w:t>可7:1–15</w:t>
-        </w:r>
-      </w:hyperlink>
+      <w:r>
+        <w:rPr>
+          <w:lang w:val="zh_TW" w:bidi="zh_TW"/>
+        </w:rPr>
+        <w:t>可7:1–15</w:t>
+      </w:r>
       <w:r>
         <w:rPr>
           <w:lang w:val="zh_TW" w:bidi="zh_TW"/>
@@ -2130,18 +1650,12 @@
         </w:rPr>
         <w:t>使徒保羅在早期教會中，經常面對律法主義的問題。例如在歌羅西，受猶太教影響的假教師主張，基督徒必須遵守某些規條來表達他們的信仰（</w:t>
       </w:r>
-      <w:hyperlink r:id="rId89">
-        <w:r>
-          <w:rPr>
-            <w:lang w:val="zh_TW" w:bidi="zh_TW"/>
-          </w:rPr>
-          <w:rPr>
-            <w:color w:val="0000EE"/>
-            <w:u w:val="single"/>
-          </w:rPr>
-          <w:t>西2:16–23</w:t>
-        </w:r>
-      </w:hyperlink>
+      <w:r>
+        <w:rPr>
+          <w:lang w:val="zh_TW" w:bidi="zh_TW"/>
+        </w:rPr>
+        <w:t>西2:16–23</w:t>
+      </w:r>
       <w:r>
         <w:rPr>
           <w:lang w:val="zh_TW" w:bidi="zh_TW"/>
@@ -2162,54 +1676,36 @@
         </w:rPr>
         <w:t>這並不是說行為規範本身有錯。有些規則（如不可說謊）清楚展現了基督的品格（</w:t>
       </w:r>
-      <w:hyperlink r:id="rId90">
-        <w:r>
-          <w:rPr>
-            <w:lang w:val="zh_TW" w:bidi="zh_TW"/>
-          </w:rPr>
-          <w:rPr>
-            <w:color w:val="0000EE"/>
-            <w:u w:val="single"/>
-          </w:rPr>
-          <w:t>西3:9</w:t>
-        </w:r>
-      </w:hyperlink>
+      <w:r>
+        <w:rPr>
+          <w:lang w:val="zh_TW" w:bidi="zh_TW"/>
+        </w:rPr>
+        <w:t>西3:9</w:t>
+      </w:r>
       <w:r>
         <w:rPr>
           <w:lang w:val="zh_TW" w:bidi="zh_TW"/>
         </w:rPr>
         <w:t>）。保羅也不反對個別基督徒為了更順服基督，而為自己制定一些規則（參</w:t>
       </w:r>
-      <w:hyperlink r:id="rId91">
-        <w:r>
-          <w:rPr>
-            <w:lang w:val="zh_TW" w:bidi="zh_TW"/>
-          </w:rPr>
-          <w:rPr>
-            <w:color w:val="0000EE"/>
-            <w:u w:val="single"/>
-          </w:rPr>
-          <w:t>羅14:5</w:t>
-        </w:r>
-      </w:hyperlink>
+      <w:r>
+        <w:rPr>
+          <w:lang w:val="zh_TW" w:bidi="zh_TW"/>
+        </w:rPr>
+        <w:t>羅14:5</w:t>
+      </w:r>
       <w:r>
         <w:rPr>
           <w:lang w:val="zh_TW" w:bidi="zh_TW"/>
         </w:rPr>
         <w:t>；</w:t>
       </w:r>
-      <w:hyperlink r:id="rId92">
-        <w:r>
-          <w:rPr>
-            <w:lang w:val="zh_TW" w:bidi="zh_TW"/>
-          </w:rPr>
-          <w:rPr>
-            <w:color w:val="0000EE"/>
-            <w:u w:val="single"/>
-          </w:rPr>
-          <w:t>林前8章</w:t>
-        </w:r>
-      </w:hyperlink>
+      <w:r>
+        <w:rPr>
+          <w:lang w:val="zh_TW" w:bidi="zh_TW"/>
+        </w:rPr>
+        <w:t>林前8章</w:t>
+      </w:r>
       <w:r>
         <w:rPr>
           <w:lang w:val="zh_TW" w:bidi="zh_TW"/>
@@ -2239,72 +1735,48 @@
           <w:lang w:val="zh_TW" w:bidi="zh_TW"/>
         </w:rPr>
       </w:r>
-      <w:hyperlink r:id="rId93">
-        <w:r>
-          <w:rPr>
-            <w:lang w:val="zh_TW" w:bidi="zh_TW"/>
-          </w:rPr>
-          <w:rPr>
-            <w:color w:val="0000EE"/>
-            <w:u w:val="single"/>
-          </w:rPr>
-          <w:t>太23:13–33</w:t>
-        </w:r>
-      </w:hyperlink>
+      <w:r>
+        <w:rPr>
+          <w:lang w:val="zh_TW" w:bidi="zh_TW"/>
+        </w:rPr>
+        <w:t>太23:13–33</w:t>
+      </w:r>
       <w:r>
         <w:rPr>
           <w:lang w:val="zh_TW" w:bidi="zh_TW"/>
         </w:rPr>
         <w:t>；</w:t>
       </w:r>
-      <w:hyperlink r:id="rId88">
-        <w:r>
-          <w:rPr>
-            <w:lang w:val="zh_TW" w:bidi="zh_TW"/>
-          </w:rPr>
-          <w:rPr>
-            <w:color w:val="0000EE"/>
-            <w:u w:val="single"/>
-          </w:rPr>
-          <w:t>可7:1–15</w:t>
-        </w:r>
-      </w:hyperlink>
+      <w:r>
+        <w:rPr>
+          <w:lang w:val="zh_TW" w:bidi="zh_TW"/>
+        </w:rPr>
+        <w:t>可7:1–15</w:t>
+      </w:r>
       <w:r>
         <w:rPr>
           <w:lang w:val="zh_TW" w:bidi="zh_TW"/>
         </w:rPr>
         <w:t>；</w:t>
       </w:r>
-      <w:hyperlink r:id="rId94">
-        <w:r>
-          <w:rPr>
-            <w:lang w:val="zh_TW" w:bidi="zh_TW"/>
-          </w:rPr>
-          <w:rPr>
-            <w:color w:val="0000EE"/>
-            <w:u w:val="single"/>
-          </w:rPr>
-          <w:t>加2:14–21</w:t>
-        </w:r>
-      </w:hyperlink>
+      <w:r>
+        <w:rPr>
+          <w:lang w:val="zh_TW" w:bidi="zh_TW"/>
+        </w:rPr>
+        <w:t>加2:14–21</w:t>
+      </w:r>
       <w:r>
         <w:rPr>
           <w:lang w:val="zh_TW" w:bidi="zh_TW"/>
         </w:rPr>
         <w:t>；</w:t>
       </w:r>
-      <w:hyperlink r:id="rId89">
-        <w:r>
-          <w:rPr>
-            <w:lang w:val="zh_TW" w:bidi="zh_TW"/>
-          </w:rPr>
-          <w:rPr>
-            <w:color w:val="0000EE"/>
-            <w:u w:val="single"/>
-          </w:rPr>
-          <w:t>西2:16–23</w:t>
-        </w:r>
-      </w:hyperlink>
+      <w:r>
+        <w:rPr>
+          <w:lang w:val="zh_TW" w:bidi="zh_TW"/>
+        </w:rPr>
+        <w:t>西2:16–23</w:t>
+      </w:r>
       <w:r>
         <w:rPr>
           <w:lang w:val="zh_TW" w:bidi="zh_TW"/>
